--- a/docs/概念計劃書_街知巷聞_EveryLaneMacau.docx
+++ b/docs/概念計劃書_街知巷聞_EveryLaneMacau.docx
@@ -237,7 +237,67 @@
                 <w:color w:val="2B2118"/>
                 <w:sz w:val="20"/>
               </w:rPr>
-              <w:t>線上展示</w:t>
+              <w:t>公網實例（真實 Qwen）</w:t>
+            </w:r>
+          </w:p>
+        </w:tc>
+        <w:tc>
+          <w:tcPr>
+            <w:tcW w:type="dxa" w:w="6768"/>
+            <w:tcMar>
+              <w:top w:w="70" w:type="dxa"/>
+              <w:start w:w="90" w:type="dxa"/>
+              <w:bottom w:w="70" w:type="dxa"/>
+              <w:end w:w="90" w:type="dxa"/>
+            </w:tcMar>
+          </w:tcPr>
+          <w:p>
+            <w:pPr>
+              <w:keepLines/>
+              <w:spacing w:after="40" w:before="40"/>
+            </w:pPr>
+            <w:r/>
+            <w:r>
+              <w:rPr>
+                <w:rFonts w:ascii="Microsoft JhengHei" w:hAnsi="Microsoft JhengHei" w:eastAsia="Microsoft JhengHei"/>
+                <w:b w:val="0"/>
+                <w:color w:val="2B2118"/>
+                <w:sz w:val="20"/>
+              </w:rPr>
+              <w:t>http://47.79.228.128/</w:t>
+            </w:r>
+          </w:p>
+        </w:tc>
+      </w:tr>
+      <w:tr>
+        <w:trPr>
+          <w:cantSplit/>
+        </w:trPr>
+        <w:tc>
+          <w:tcPr>
+            <w:tcW w:type="dxa" w:w="2304"/>
+            <w:tcMar>
+              <w:top w:w="70" w:type="dxa"/>
+              <w:start w:w="90" w:type="dxa"/>
+              <w:bottom w:w="70" w:type="dxa"/>
+              <w:end w:w="90" w:type="dxa"/>
+            </w:tcMar>
+            <w:shd w:val="clear" w:fill="F4EAD8"/>
+          </w:tcPr>
+          <w:p>
+            <w:pPr>
+              <w:keepLines/>
+              <w:spacing w:after="40" w:before="40"/>
+            </w:pPr>
+            <w:r/>
+            <w:r>
+              <w:rPr>
+                <w:rFonts w:ascii="Microsoft JhengHei" w:hAnsi="Microsoft JhengHei" w:eastAsia="Microsoft JhengHei"/>
+                <w:b/>
+                <w:color w:val="2B2118"/>
+                <w:sz w:val="20"/>
+              </w:rPr>
+              <w:t>靜態備用演示</w:t>
             </w:r>
           </w:p>
         </w:tc>
@@ -324,7 +384,7 @@
                 <w:color w:val="2B2118"/>
                 <w:sz w:val="20"/>
               </w:rPr>
-              <w:t>街知巷聞工作室</w:t>
+              <w:t>愛拼才會贏</w:t>
             </w:r>
           </w:p>
         </w:tc>
@@ -384,7 +444,7 @@
                 <w:color w:val="2B2118"/>
                 <w:sz w:val="20"/>
               </w:rPr>
-              <w:t>SITINIEK（學號 dc227126）</w:t>
+              <w:t>施天益（SITINIEK，學號 dc227126）</w:t>
             </w:r>
           </w:p>
         </w:tc>
@@ -916,7 +976,7 @@
           <w:color w:val="2B2118"/>
           <w:sz w:val="21"/>
         </w:rPr>
-        <w:t>作品為一個可直接運行的網站，後端以 FastAPI 承載一個 ReAct 智能體，對標 QwenPaw「FastAPI 運行時 + ReAct 核心 + 工具 / Toolkit」的五層架構。</w:t>
+        <w:t>作品已在 Windows 本地完成 QwenPaw 2.0.0 基礎部署：以專用 Skill 固化阿濠人設與工作流，並透過 stdio MCP 將網站同一套真實工具接入 QwenPaw；網站後端另以 FastAPI + SSE 實時呈現 ReAct 規劃、工具調用與失敗恢復。</w:t>
       </w:r>
     </w:p>
     <w:p>
@@ -1014,7 +1074,7 @@
           <w:color w:val="2B2118"/>
           <w:sz w:val="21"/>
         </w:rPr>
-        <w:t>透過百煉（DashScope）OpenAI 相容接口接入 Qwen 千問模型，驅動 ReAct「思考-行動-觀察」迴圈；</w:t>
+        <w:t>QwenPaw 2.0.0 已實際啟動，Default Agent 已開啟 Plan Mode，everylane-macau Skill 已啟用；</w:t>
       </w:r>
     </w:p>
     <w:p>
@@ -1036,7 +1096,29 @@
           <w:color w:val="2B2118"/>
           <w:sz w:val="21"/>
         </w:rPr>
-        <w:t>為智能體配置 7 種工具，統一以 function-calling schema 註冊（對標 QwenPaw Toolkit）：</w:t>
+        <w:t>已完成主辦方 Token Plan OpenAI 相容配置與 qwen3.7-plus 模型白名單校驗；隊伍 Key 由隊長在 QwenPaw 密鑰頁安全貼入後啟用，驅動 ReAct「思考-行動-觀察」迴圈；</w:t>
+      </w:r>
+    </w:p>
+    <w:p>
+      <w:pPr>
+        <w:spacing w:after="60"/>
+        <w:ind w:left="374"/>
+      </w:pPr>
+      <w:r>
+        <w:rPr>
+          <w:rFonts w:ascii="Microsoft JhengHei" w:hAnsi="Microsoft JhengHei" w:eastAsia="Microsoft JhengHei"/>
+          <w:b/>
+          <w:color w:val="9C6E1E"/>
+        </w:rPr>
+        <w:t xml:space="preserve">· </w:t>
+      </w:r>
+      <w:r>
+        <w:rPr>
+          <w:rFonts w:ascii="Microsoft JhengHei" w:hAnsi="Microsoft JhengHei" w:eastAsia="Microsoft JhengHei"/>
+          <w:color w:val="2B2118"/>
+          <w:sz w:val="21"/>
+        </w:rPr>
+        <w:t>透過 EveryLane Macau MCP 接入 7 種細粒度工具及 1 個完整流程比較工具：</w:t>
       </w:r>
     </w:p>
     <w:p>
@@ -1074,6 +1156,65 @@
           <w:sz w:val="21"/>
         </w:rPr>
         <w:t>設定阿濠人設 Prompt（粵語、親切、本地街坊味），並要求所有結論基於工具返回的真實數據。</w:t>
+      </w:r>
+    </w:p>
+    <w:p>
+      <w:pPr>
+        <w:keepNext/>
+        <w:keepLines/>
+        <w:spacing w:before="80" w:after="40"/>
+        <w:jc w:val="center"/>
+      </w:pPr>
+      <w:r>
+        <w:drawing>
+          <wp:inline xmlns:a="http://schemas.openxmlformats.org/drawingml/2006/main" xmlns:pic="http://schemas.openxmlformats.org/drawingml/2006/picture">
+            <wp:extent cx="5806440" cy="4032250"/>
+            <wp:docPr id="2" name="Picture 2"/>
+            <wp:cNvGraphicFramePr>
+              <a:graphicFrameLocks noChangeAspect="1"/>
+            </wp:cNvGraphicFramePr>
+            <a:graphic>
+              <a:graphicData uri="http://schemas.openxmlformats.org/drawingml/2006/picture">
+                <pic:pic>
+                  <pic:nvPicPr>
+                    <pic:cNvPr id="0" name="03_everylane_mcp_connected.png"/>
+                    <pic:cNvPicPr/>
+                  </pic:nvPicPr>
+                  <pic:blipFill>
+                    <a:blip r:embed="rId10"/>
+                    <a:stretch>
+                      <a:fillRect/>
+                    </a:stretch>
+                  </pic:blipFill>
+                  <pic:spPr>
+                    <a:xfrm>
+                      <a:off x="0" y="0"/>
+                      <a:ext cx="5806440" cy="4032250"/>
+                    </a:xfrm>
+                    <a:prstGeom prst="rect"/>
+                  </pic:spPr>
+                </pic:pic>
+              </a:graphicData>
+            </a:graphic>
+          </wp:inline>
+        </w:drawing>
+      </w:r>
+    </w:p>
+    <w:p>
+      <w:pPr>
+        <w:keepLines/>
+        <w:spacing w:before="0" w:after="160"/>
+        <w:jc w:val="center"/>
+      </w:pPr>
+      <w:r>
+        <w:rPr>
+          <w:rFonts w:ascii="Microsoft JhengHei" w:hAnsi="Microsoft JhengHei" w:eastAsia="Microsoft JhengHei"/>
+          <w:b w:val="0"/>
+          <w:i/>
+          <w:color w:val="6B6055"/>
+          <w:sz w:val="17"/>
+        </w:rPr>
+        <w:t>圖：QwenPaw 實際部署證據：EveryLane Macau Tools MCP 客戶端已連接並啟用</w:t>
       </w:r>
     </w:p>
     <w:p>
@@ -1148,7 +1289,7 @@
           <w:color w:val="6B6055"/>
           <w:sz w:val="21"/>
         </w:rPr>
-        <w:t>所需資源：一台個人電腦 + 大會提供的百煉代金券。系統亦內建「離線示範引擎」，未有金鑰時仍能調用同一套真實工具完整運行，方便開發與路演。</w:t>
+        <w:t>所需資源：一台個人電腦 + 大會提供的 Token Plan 團隊 Key。網站亦保留不含模型憑證的穩定示範引擎，在無網絡或額度異常時仍可調用同一知識庫完成路演；QwenPaw 接入證據、MCP 測試與截圖另見《開發過程證明》。</w:t>
       </w:r>
     </w:p>
     <w:p>
@@ -2012,7 +2153,7 @@
         <w:drawing>
           <wp:inline xmlns:a="http://schemas.openxmlformats.org/drawingml/2006/main" xmlns:pic="http://schemas.openxmlformats.org/drawingml/2006/picture">
             <wp:extent cx="5806440" cy="3277413"/>
-            <wp:docPr id="2" name="Picture 2"/>
+            <wp:docPr id="3" name="Picture 3"/>
             <wp:cNvGraphicFramePr>
               <a:graphicFrameLocks noChangeAspect="1"/>
             </wp:cNvGraphicFramePr>
@@ -2024,7 +2165,7 @@
                     <pic:cNvPicPr/>
                   </pic:nvPicPr>
                   <pic:blipFill>
-                    <a:blip r:embed="rId10"/>
+                    <a:blip r:embed="rId11"/>
                     <a:stretch>
                       <a:fillRect/>
                     </a:stretch>
@@ -2358,7 +2499,7 @@
                 <w:color w:val="2B2118"/>
                 <w:sz w:val="20"/>
               </w:rPr>
-              <w:t>7 月上旬</w:t>
+              <w:t>7 月上旬（已完成）</w:t>
             </w:r>
           </w:p>
         </w:tc>
@@ -2385,7 +2526,7 @@
                 <w:color w:val="2B2118"/>
                 <w:sz w:val="20"/>
               </w:rPr>
-              <w:t>完成 70 個景點知識庫，補全開放時間 / 人流 / 相片；接入百煉 Qwen</w:t>
+              <w:t>完成 70 個景點知識庫與 70 / 70 相片；部署 QwenPaw 2.0.0、Skill 與 MCP</w:t>
             </w:r>
           </w:p>
         </w:tc>
@@ -2417,7 +2558,7 @@
                 <w:color w:val="2B2118"/>
                 <w:sz w:val="20"/>
               </w:rPr>
-              <w:t>7 月中旬</w:t>
+              <w:t>7 月中旬（進行中）</w:t>
             </w:r>
           </w:p>
         </w:tc>
@@ -2444,7 +2585,7 @@
                 <w:color w:val="2B2118"/>
                 <w:sz w:val="20"/>
               </w:rPr>
-              <w:t>完善 ReAct 工具鏈、多日分區行程與失敗恢復策略；多情境測試與路線校正</w:t>
+              <w:t>接入主辦方 Token Plan；完善 ReAct 工具鏈、多日分區、失敗恢復與五輪測試</w:t>
             </w:r>
           </w:p>
         </w:tc>
@@ -2773,7 +2914,7 @@
           <w:color w:val="2B2118"/>
           <w:sz w:val="21"/>
         </w:rPr>
-        <w:t>每份行程平均納入 ≥ 3 個舊區老街 / 本地小店，量化「導流」成效；</w:t>
+        <w:t>每份行程平均納入 ≥ 3 個舊區老街 / 本地小店，先量化導流覆蓋與本地消費估算；商戶試點再用一次性到店碼核銷驗證實際轉化；</w:t>
       </w:r>
     </w:p>
     <w:p>
@@ -2987,7 +3128,7 @@
           <w:color w:val="2B2118"/>
           <w:sz w:val="21"/>
         </w:rPr>
-        <w:t>本作品由參賽者 SITINIEK（學號 dc227126）獨立完成，涵蓋以下範疇：</w:t>
+        <w:t>本作品由參賽者施天益（SITINIEK，學號 dc227126）獨立完成，涵蓋以下範疇：</w:t>
       </w:r>
     </w:p>
     <w:tbl>
@@ -3235,7 +3376,7 @@
                 <w:color w:val="2B2118"/>
                 <w:sz w:val="20"/>
               </w:rPr>
-              <w:t>ReAct 迴圈、7 種工具、Qwen 接入、FastAPI 與 SSE</w:t>
+              <w:t>QwenPaw Skill、MCP（7 工具 + 1 流程工具）、ReAct、Token Plan、FastAPI / SSE</w:t>
             </w:r>
           </w:p>
         </w:tc>

--- a/docs/概念計劃書_街知巷聞_EveryLaneMacau.docx
+++ b/docs/概念計劃書_街知巷聞_EveryLaneMacau.docx
@@ -15,7 +15,7 @@
           <w:color w:val="6B6055"/>
           <w:sz w:val="22"/>
         </w:rPr>
-        <w:t>「千模百煉」AI 開發者系列之學生競賽</w:t>
+        <w:t>QwenPaw 創新挑戰賽 · 初賽</w:t>
       </w:r>
     </w:p>
     <w:p>
@@ -31,7 +31,7 @@
           <w:color w:val="2C5E86"/>
           <w:sz w:val="24"/>
         </w:rPr>
-        <w:t>參賽作品概念設計書</w:t>
+        <w:t>項目策劃書</w:t>
       </w:r>
     </w:p>
     <w:p>
@@ -117,7 +117,7 @@
                 <w:color w:val="2B2118"/>
                 <w:sz w:val="20"/>
               </w:rPr>
-              <w:t>參賽方向</w:t>
+              <w:t>選定主題</w:t>
             </w:r>
           </w:p>
         </w:tc>
@@ -144,7 +144,7 @@
                 <w:color w:val="2B2118"/>
                 <w:sz w:val="20"/>
               </w:rPr>
-              <w:t>澳門文旅專題（兼及舊區活化）</w:t>
+              <w:t>澳門智慧文旅 × 舊區活化 × 旅遊承載平衡</w:t>
             </w:r>
           </w:p>
         </w:tc>
@@ -204,7 +204,67 @@
                 <w:color w:val="2B2118"/>
                 <w:sz w:val="20"/>
               </w:rPr>
-              <w:t>Web 應用（可運行網站）＋ 基於 Qwen / QwenPaw 的 ReAct AI 智能體</w:t>
+              <w:t>QwenPaw AI Agent ＋ EveryLane Skill ＋ stdio MCP ＋ 可運行 Web 產品</w:t>
+            </w:r>
+          </w:p>
+        </w:tc>
+      </w:tr>
+      <w:tr>
+        <w:trPr>
+          <w:cantSplit/>
+        </w:trPr>
+        <w:tc>
+          <w:tcPr>
+            <w:tcW w:type="dxa" w:w="2304"/>
+            <w:tcMar>
+              <w:top w:w="70" w:type="dxa"/>
+              <w:start w:w="90" w:type="dxa"/>
+              <w:bottom w:w="70" w:type="dxa"/>
+              <w:end w:w="90" w:type="dxa"/>
+            </w:tcMar>
+            <w:shd w:val="clear" w:fill="F4EAD8"/>
+          </w:tcPr>
+          <w:p>
+            <w:pPr>
+              <w:keepLines/>
+              <w:spacing w:after="40" w:before="40"/>
+            </w:pPr>
+            <w:r/>
+            <w:r>
+              <w:rPr>
+                <w:rFonts w:ascii="Microsoft JhengHei" w:hAnsi="Microsoft JhengHei" w:eastAsia="Microsoft JhengHei"/>
+                <w:b/>
+                <w:color w:val="2B2118"/>
+                <w:sz w:val="20"/>
+              </w:rPr>
+              <w:t>當前狀態</w:t>
+            </w:r>
+          </w:p>
+        </w:tc>
+        <w:tc>
+          <w:tcPr>
+            <w:tcW w:type="dxa" w:w="6768"/>
+            <w:tcMar>
+              <w:top w:w="70" w:type="dxa"/>
+              <w:start w:w="90" w:type="dxa"/>
+              <w:bottom w:w="70" w:type="dxa"/>
+              <w:end w:w="90" w:type="dxa"/>
+            </w:tcMar>
+          </w:tcPr>
+          <w:p>
+            <w:pPr>
+              <w:keepLines/>
+              <w:spacing w:after="40" w:before="40"/>
+            </w:pPr>
+            <w:r/>
+            <w:r>
+              <w:rPr>
+                <w:rFonts w:ascii="Microsoft JhengHei" w:hAnsi="Microsoft JhengHei" w:eastAsia="Microsoft JhengHei"/>
+                <w:b w:val="0"/>
+                <w:color w:val="2B2118"/>
+                <w:sz w:val="20"/>
+              </w:rPr>
+              <w:t>已部署、已調優、已完成真實 Session、公網運行及六輪回歸</w:t>
             </w:r>
           </w:p>
         </w:tc>
@@ -265,6 +325,66 @@
                 <w:sz w:val="20"/>
               </w:rPr>
               <w:t>http://47.79.228.128/</w:t>
+            </w:r>
+          </w:p>
+        </w:tc>
+      </w:tr>
+      <w:tr>
+        <w:trPr>
+          <w:cantSplit/>
+        </w:trPr>
+        <w:tc>
+          <w:tcPr>
+            <w:tcW w:type="dxa" w:w="2304"/>
+            <w:tcMar>
+              <w:top w:w="70" w:type="dxa"/>
+              <w:start w:w="90" w:type="dxa"/>
+              <w:bottom w:w="70" w:type="dxa"/>
+              <w:end w:w="90" w:type="dxa"/>
+            </w:tcMar>
+            <w:shd w:val="clear" w:fill="F4EAD8"/>
+          </w:tcPr>
+          <w:p>
+            <w:pPr>
+              <w:keepLines/>
+              <w:spacing w:after="40" w:before="40"/>
+            </w:pPr>
+            <w:r/>
+            <w:r>
+              <w:rPr>
+                <w:rFonts w:ascii="Microsoft JhengHei" w:hAnsi="Microsoft JhengHei" w:eastAsia="Microsoft JhengHei"/>
+                <w:b/>
+                <w:color w:val="2B2118"/>
+                <w:sz w:val="20"/>
+              </w:rPr>
+              <w:t>代碼倉庫（GitHub）</w:t>
+            </w:r>
+          </w:p>
+        </w:tc>
+        <w:tc>
+          <w:tcPr>
+            <w:tcW w:type="dxa" w:w="6768"/>
+            <w:tcMar>
+              <w:top w:w="70" w:type="dxa"/>
+              <w:start w:w="90" w:type="dxa"/>
+              <w:bottom w:w="70" w:type="dxa"/>
+              <w:end w:w="90" w:type="dxa"/>
+            </w:tcMar>
+          </w:tcPr>
+          <w:p>
+            <w:pPr>
+              <w:keepLines/>
+              <w:spacing w:after="40" w:before="40"/>
+            </w:pPr>
+            <w:r/>
+            <w:r>
+              <w:rPr>
+                <w:rFonts w:ascii="Microsoft JhengHei" w:hAnsi="Microsoft JhengHei" w:eastAsia="Microsoft JhengHei"/>
+                <w:b w:val="0"/>
+                <w:color w:val="2B2118"/>
+                <w:sz w:val="20"/>
+              </w:rPr>
+              <w:t>https://github.com/Mikey-SI/everylane-macau</w:t>
             </w:r>
           </w:p>
         </w:tc>
@@ -417,7 +537,7 @@
                 <w:color w:val="2B2118"/>
                 <w:sz w:val="20"/>
               </w:rPr>
-              <w:t>參賽者 / 隊長</w:t>
+              <w:t>隊長 / 唯一成員</w:t>
             </w:r>
           </w:p>
         </w:tc>
@@ -444,7 +564,7 @@
                 <w:color w:val="2B2118"/>
                 <w:sz w:val="20"/>
               </w:rPr>
-              <w:t>施天益（SITINIEK，學號 dc227126）</w:t>
+              <w:t>施天益（SI TIN IEK，學號 dc227126）</w:t>
             </w:r>
           </w:p>
         </w:tc>
@@ -477,7 +597,7 @@
                 <w:color w:val="2B2118"/>
                 <w:sz w:val="20"/>
               </w:rPr>
-              <w:t>指導教師</w:t>
+              <w:t>提交日期</w:t>
             </w:r>
           </w:p>
         </w:tc>
@@ -504,67 +624,7 @@
                 <w:color w:val="2B2118"/>
                 <w:sz w:val="20"/>
               </w:rPr>
-              <w:t>（待定）</w:t>
-            </w:r>
-          </w:p>
-        </w:tc>
-      </w:tr>
-      <w:tr>
-        <w:trPr>
-          <w:cantSplit/>
-        </w:trPr>
-        <w:tc>
-          <w:tcPr>
-            <w:tcW w:type="dxa" w:w="2304"/>
-            <w:tcMar>
-              <w:top w:w="70" w:type="dxa"/>
-              <w:start w:w="90" w:type="dxa"/>
-              <w:bottom w:w="70" w:type="dxa"/>
-              <w:end w:w="90" w:type="dxa"/>
-            </w:tcMar>
-            <w:shd w:val="clear" w:fill="F4EAD8"/>
-          </w:tcPr>
-          <w:p>
-            <w:pPr>
-              <w:keepLines/>
-              <w:spacing w:after="40" w:before="40"/>
-            </w:pPr>
-            <w:r/>
-            <w:r>
-              <w:rPr>
-                <w:rFonts w:ascii="Microsoft JhengHei" w:hAnsi="Microsoft JhengHei" w:eastAsia="Microsoft JhengHei"/>
-                <w:b/>
-                <w:color w:val="2B2118"/>
-                <w:sz w:val="20"/>
-              </w:rPr>
-              <w:t>日期</w:t>
-            </w:r>
-          </w:p>
-        </w:tc>
-        <w:tc>
-          <w:tcPr>
-            <w:tcW w:type="dxa" w:w="6768"/>
-            <w:tcMar>
-              <w:top w:w="70" w:type="dxa"/>
-              <w:start w:w="90" w:type="dxa"/>
-              <w:bottom w:w="70" w:type="dxa"/>
-              <w:end w:w="90" w:type="dxa"/>
-            </w:tcMar>
-          </w:tcPr>
-          <w:p>
-            <w:pPr>
-              <w:keepLines/>
-              <w:spacing w:after="40" w:before="40"/>
-            </w:pPr>
-            <w:r/>
-            <w:r>
-              <w:rPr>
-                <w:rFonts w:ascii="Microsoft JhengHei" w:hAnsi="Microsoft JhengHei" w:eastAsia="Microsoft JhengHei"/>
-                <w:b w:val="0"/>
-                <w:color w:val="2B2118"/>
-                <w:sz w:val="20"/>
-              </w:rPr>
-              <w:t>2026 年 6 月</w:t>
+              <w:t>2026 年 8 月 9 日</w:t>
             </w:r>
           </w:p>
         </w:tc>
@@ -802,6 +862,396 @@
         </w:rPr>
         <w:t>一句話：阿濠唔係一個只會聊天的問答機械人，而係一個識得規劃、調用工具、多步執行、甚至失敗自動恢復的智能體 —— 把「揾景點、查資料、砌行程」呢啲繁瑣工作一手包辦。</w:t>
       </w:r>
+    </w:p>
+    <w:p>
+      <w:pPr>
+        <w:keepNext/>
+        <w:keepLines/>
+        <w:spacing w:before="160" w:after="60"/>
+      </w:pPr>
+      <w:r>
+        <w:rPr>
+          <w:rFonts w:ascii="Microsoft JhengHei" w:hAnsi="Microsoft JhengHei" w:eastAsia="Microsoft JhengHei"/>
+          <w:b/>
+          <w:color w:val="2C5E86"/>
+          <w:sz w:val="23"/>
+        </w:rPr>
+        <w:t>▎初賽交付狀態（2026-08-09）</w:t>
+      </w:r>
+    </w:p>
+    <w:tbl>
+      <w:tblPr>
+        <w:tblStyle w:val="TableGrid"/>
+        <w:tblW w:type="auto" w:w="0"/>
+        <w:jc w:val="center"/>
+        <w:tblLayout w:type="fixed"/>
+        <w:tblLook w:firstColumn="1" w:firstRow="1" w:lastColumn="0" w:lastRow="0" w:noHBand="0" w:noVBand="1" w:val="04A0"/>
+      </w:tblPr>
+      <w:tblGrid>
+        <w:gridCol w:w="4974"/>
+        <w:gridCol w:w="4974"/>
+      </w:tblGrid>
+      <w:tr>
+        <w:trPr>
+          <w:cantSplit/>
+        </w:trPr>
+        <w:tc>
+          <w:tcPr>
+            <w:tcW w:type="dxa" w:w="2232"/>
+            <w:tcMar>
+              <w:top w:w="70" w:type="dxa"/>
+              <w:start w:w="90" w:type="dxa"/>
+              <w:bottom w:w="70" w:type="dxa"/>
+              <w:end w:w="90" w:type="dxa"/>
+            </w:tcMar>
+            <w:shd w:val="clear" w:fill="BE4A3A"/>
+          </w:tcPr>
+          <w:p>
+            <w:pPr>
+              <w:keepLines/>
+              <w:spacing w:after="40" w:before="40"/>
+            </w:pPr>
+            <w:r/>
+            <w:r>
+              <w:rPr>
+                <w:rFonts w:ascii="Microsoft JhengHei" w:hAnsi="Microsoft JhengHei" w:eastAsia="Microsoft JhengHei"/>
+                <w:b/>
+                <w:color w:val="FFFFFF"/>
+                <w:sz w:val="20"/>
+              </w:rPr>
+              <w:t>交付節點</w:t>
+            </w:r>
+          </w:p>
+        </w:tc>
+        <w:tc>
+          <w:tcPr>
+            <w:tcW w:type="dxa" w:w="6840"/>
+            <w:tcMar>
+              <w:top w:w="70" w:type="dxa"/>
+              <w:start w:w="90" w:type="dxa"/>
+              <w:bottom w:w="70" w:type="dxa"/>
+              <w:end w:w="90" w:type="dxa"/>
+            </w:tcMar>
+            <w:shd w:val="clear" w:fill="BE4A3A"/>
+          </w:tcPr>
+          <w:p>
+            <w:pPr>
+              <w:keepLines/>
+              <w:spacing w:after="40" w:before="40"/>
+            </w:pPr>
+            <w:r/>
+            <w:r>
+              <w:rPr>
+                <w:rFonts w:ascii="Microsoft JhengHei" w:hAnsi="Microsoft JhengHei" w:eastAsia="Microsoft JhengHei"/>
+                <w:b/>
+                <w:color w:val="FFFFFF"/>
+                <w:sz w:val="20"/>
+              </w:rPr>
+              <w:t>已完成、可核對的結果</w:t>
+            </w:r>
+          </w:p>
+        </w:tc>
+      </w:tr>
+      <w:tr>
+        <w:trPr>
+          <w:cantSplit/>
+        </w:trPr>
+        <w:tc>
+          <w:tcPr>
+            <w:tcW w:type="dxa" w:w="2232"/>
+            <w:tcMar>
+              <w:top w:w="70" w:type="dxa"/>
+              <w:start w:w="90" w:type="dxa"/>
+              <w:bottom w:w="70" w:type="dxa"/>
+              <w:end w:w="90" w:type="dxa"/>
+            </w:tcMar>
+          </w:tcPr>
+          <w:p>
+            <w:pPr>
+              <w:keepLines/>
+              <w:spacing w:after="40" w:before="40"/>
+            </w:pPr>
+            <w:r/>
+            <w:r>
+              <w:rPr>
+                <w:rFonts w:ascii="Microsoft JhengHei" w:hAnsi="Microsoft JhengHei" w:eastAsia="Microsoft JhengHei"/>
+                <w:b w:val="0"/>
+                <w:color w:val="2B2118"/>
+                <w:sz w:val="20"/>
+              </w:rPr>
+              <w:t>QwenPaw 部署</w:t>
+            </w:r>
+          </w:p>
+        </w:tc>
+        <w:tc>
+          <w:tcPr>
+            <w:tcW w:type="dxa" w:w="6840"/>
+            <w:tcMar>
+              <w:top w:w="70" w:type="dxa"/>
+              <w:start w:w="90" w:type="dxa"/>
+              <w:bottom w:w="70" w:type="dxa"/>
+              <w:end w:w="90" w:type="dxa"/>
+            </w:tcMar>
+          </w:tcPr>
+          <w:p>
+            <w:pPr>
+              <w:keepLines/>
+              <w:spacing w:after="40" w:before="40"/>
+            </w:pPr>
+            <w:r/>
+            <w:r>
+              <w:rPr>
+                <w:rFonts w:ascii="Microsoft JhengHei" w:hAnsi="Microsoft JhengHei" w:eastAsia="Microsoft JhengHei"/>
+                <w:b w:val="0"/>
+                <w:color w:val="2B2118"/>
+                <w:sz w:val="20"/>
+              </w:rPr>
+              <w:t>QwenPaw 2.0.0 本地運行；Default Agent 已啟用專用 Skill 與 MCP</w:t>
+            </w:r>
+          </w:p>
+        </w:tc>
+      </w:tr>
+      <w:tr>
+        <w:trPr>
+          <w:cantSplit/>
+        </w:trPr>
+        <w:tc>
+          <w:tcPr>
+            <w:tcW w:type="dxa" w:w="2232"/>
+            <w:tcMar>
+              <w:top w:w="70" w:type="dxa"/>
+              <w:start w:w="90" w:type="dxa"/>
+              <w:bottom w:w="70" w:type="dxa"/>
+              <w:end w:w="90" w:type="dxa"/>
+            </w:tcMar>
+          </w:tcPr>
+          <w:p>
+            <w:pPr>
+              <w:keepLines/>
+              <w:spacing w:after="40" w:before="40"/>
+            </w:pPr>
+            <w:r/>
+            <w:r>
+              <w:rPr>
+                <w:rFonts w:ascii="Microsoft JhengHei" w:hAnsi="Microsoft JhengHei" w:eastAsia="Microsoft JhengHei"/>
+                <w:b w:val="0"/>
+                <w:color w:val="2B2118"/>
+                <w:sz w:val="20"/>
+              </w:rPr>
+              <w:t>模型與會話</w:t>
+            </w:r>
+          </w:p>
+        </w:tc>
+        <w:tc>
+          <w:tcPr>
+            <w:tcW w:type="dxa" w:w="6840"/>
+            <w:tcMar>
+              <w:top w:w="70" w:type="dxa"/>
+              <w:start w:w="90" w:type="dxa"/>
+              <w:bottom w:w="70" w:type="dxa"/>
+              <w:end w:w="90" w:type="dxa"/>
+            </w:tcMar>
+          </w:tcPr>
+          <w:p>
+            <w:pPr>
+              <w:keepLines/>
+              <w:spacing w:after="40" w:before="40"/>
+            </w:pPr>
+            <w:r/>
+            <w:r>
+              <w:rPr>
+                <w:rFonts w:ascii="Microsoft JhengHei" w:hAnsi="Microsoft JhengHei" w:eastAsia="Microsoft JhengHei"/>
+                <w:b w:val="0"/>
+                <w:color w:val="2B2118"/>
+                <w:sz w:val="20"/>
+              </w:rPr>
+              <w:t>qwen3.7-plus 已啟用；真實 Session、工具調用記錄已導出並脫敏</w:t>
+            </w:r>
+          </w:p>
+        </w:tc>
+      </w:tr>
+      <w:tr>
+        <w:trPr>
+          <w:cantSplit/>
+        </w:trPr>
+        <w:tc>
+          <w:tcPr>
+            <w:tcW w:type="dxa" w:w="2232"/>
+            <w:tcMar>
+              <w:top w:w="70" w:type="dxa"/>
+              <w:start w:w="90" w:type="dxa"/>
+              <w:bottom w:w="70" w:type="dxa"/>
+              <w:end w:w="90" w:type="dxa"/>
+            </w:tcMar>
+          </w:tcPr>
+          <w:p>
+            <w:pPr>
+              <w:keepLines/>
+              <w:spacing w:after="40" w:before="40"/>
+            </w:pPr>
+            <w:r/>
+            <w:r>
+              <w:rPr>
+                <w:rFonts w:ascii="Microsoft JhengHei" w:hAnsi="Microsoft JhengHei" w:eastAsia="Microsoft JhengHei"/>
+                <w:b w:val="0"/>
+                <w:color w:val="2B2118"/>
+                <w:sz w:val="20"/>
+              </w:rPr>
+              <w:t>產品</w:t>
+            </w:r>
+          </w:p>
+        </w:tc>
+        <w:tc>
+          <w:tcPr>
+            <w:tcW w:type="dxa" w:w="6840"/>
+            <w:tcMar>
+              <w:top w:w="70" w:type="dxa"/>
+              <w:start w:w="90" w:type="dxa"/>
+              <w:bottom w:w="70" w:type="dxa"/>
+              <w:end w:w="90" w:type="dxa"/>
+            </w:tcMar>
+          </w:tcPr>
+          <w:p>
+            <w:pPr>
+              <w:keepLines/>
+              <w:spacing w:after="40" w:before="40"/>
+            </w:pPr>
+            <w:r/>
+            <w:r>
+              <w:rPr>
+                <w:rFonts w:ascii="Microsoft JhengHei" w:hAnsi="Microsoft JhengHei" w:eastAsia="Microsoft JhengHei"/>
+                <w:b w:val="0"/>
+                <w:color w:val="2B2118"/>
+                <w:sz w:val="20"/>
+              </w:rPr>
+              <w:t>公網可直接使用；health 顯示 real_llm=true、70 POI</w:t>
+            </w:r>
+          </w:p>
+        </w:tc>
+      </w:tr>
+      <w:tr>
+        <w:trPr>
+          <w:cantSplit/>
+        </w:trPr>
+        <w:tc>
+          <w:tcPr>
+            <w:tcW w:type="dxa" w:w="2232"/>
+            <w:tcMar>
+              <w:top w:w="70" w:type="dxa"/>
+              <w:start w:w="90" w:type="dxa"/>
+              <w:bottom w:w="70" w:type="dxa"/>
+              <w:end w:w="90" w:type="dxa"/>
+            </w:tcMar>
+          </w:tcPr>
+          <w:p>
+            <w:pPr>
+              <w:keepLines/>
+              <w:spacing w:after="40" w:before="40"/>
+            </w:pPr>
+            <w:r/>
+            <w:r>
+              <w:rPr>
+                <w:rFonts w:ascii="Microsoft JhengHei" w:hAnsi="Microsoft JhengHei" w:eastAsia="Microsoft JhengHei"/>
+                <w:b w:val="0"/>
+                <w:color w:val="2B2118"/>
+                <w:sz w:val="20"/>
+              </w:rPr>
+              <w:t>工程驗證</w:t>
+            </w:r>
+          </w:p>
+        </w:tc>
+        <w:tc>
+          <w:tcPr>
+            <w:tcW w:type="dxa" w:w="6840"/>
+            <w:tcMar>
+              <w:top w:w="70" w:type="dxa"/>
+              <w:start w:w="90" w:type="dxa"/>
+              <w:bottom w:w="70" w:type="dxa"/>
+              <w:end w:w="90" w:type="dxa"/>
+            </w:tcMar>
+          </w:tcPr>
+          <w:p>
+            <w:pPr>
+              <w:keepLines/>
+              <w:spacing w:after="40" w:before="40"/>
+            </w:pPr>
+            <w:r/>
+            <w:r>
+              <w:rPr>
+                <w:rFonts w:ascii="Microsoft JhengHei" w:hAnsi="Microsoft JhengHei" w:eastAsia="Microsoft JhengHei"/>
+                <w:b w:val="0"/>
+                <w:color w:val="2B2118"/>
+                <w:sz w:val="20"/>
+              </w:rPr>
+              <w:t>641 後端、99 瀏覽器、64 API/安全、32 倉庫交付測試通過</w:t>
+            </w:r>
+          </w:p>
+        </w:tc>
+      </w:tr>
+      <w:tr>
+        <w:trPr>
+          <w:cantSplit/>
+        </w:trPr>
+        <w:tc>
+          <w:tcPr>
+            <w:tcW w:type="dxa" w:w="2232"/>
+            <w:tcMar>
+              <w:top w:w="70" w:type="dxa"/>
+              <w:start w:w="90" w:type="dxa"/>
+              <w:bottom w:w="70" w:type="dxa"/>
+              <w:end w:w="90" w:type="dxa"/>
+            </w:tcMar>
+          </w:tcPr>
+          <w:p>
+            <w:pPr>
+              <w:keepLines/>
+              <w:spacing w:after="40" w:before="40"/>
+            </w:pPr>
+            <w:r/>
+            <w:r>
+              <w:rPr>
+                <w:rFonts w:ascii="Microsoft JhengHei" w:hAnsi="Microsoft JhengHei" w:eastAsia="Microsoft JhengHei"/>
+                <w:b w:val="0"/>
+                <w:color w:val="2B2118"/>
+                <w:sz w:val="20"/>
+              </w:rPr>
+              <w:t>提交證據</w:t>
+            </w:r>
+          </w:p>
+        </w:tc>
+        <w:tc>
+          <w:tcPr>
+            <w:tcW w:type="dxa" w:w="6840"/>
+            <w:tcMar>
+              <w:top w:w="70" w:type="dxa"/>
+              <w:start w:w="90" w:type="dxa"/>
+              <w:bottom w:w="70" w:type="dxa"/>
+              <w:end w:w="90" w:type="dxa"/>
+            </w:tcMar>
+          </w:tcPr>
+          <w:p>
+            <w:pPr>
+              <w:keepLines/>
+              <w:spacing w:after="40" w:before="40"/>
+            </w:pPr>
+            <w:r/>
+            <w:r>
+              <w:rPr>
+                <w:rFonts w:ascii="Microsoft JhengHei" w:hAnsi="Microsoft JhengHei" w:eastAsia="Microsoft JhengHei"/>
+                <w:b w:val="0"/>
+                <w:color w:val="2B2118"/>
+                <w:sz w:val="20"/>
+              </w:rPr>
+              <w:t>控制台/Skill/MCP/對話/公網截圖、官方 Agent 備份、脫敏 Session 齊備</w:t>
+            </w:r>
+          </w:p>
+        </w:tc>
+      </w:tr>
+    </w:tbl>
+    <w:p>
+      <w:pPr>
+        <w:spacing w:after="40"/>
+      </w:pPr>
     </w:p>
     <w:p>
       <w:pPr>
@@ -1096,7 +1546,7 @@
           <w:color w:val="2B2118"/>
           <w:sz w:val="21"/>
         </w:rPr>
-        <w:t>已完成主辦方 Token Plan OpenAI 相容配置與 qwen3.7-plus 模型白名單校驗；隊伍 Key 由隊長在 QwenPaw 密鑰頁安全貼入後啟用，驅動 ReAct「思考-行動-觀察」迴圈；</w:t>
+        <w:t>主辦方 Token Plan 的 qwen3.7-plus 已在 QwenPaw 與公網服務啟用；公網 health 實測 real_llm=true；</w:t>
       </w:r>
     </w:p>
     <w:p>
@@ -1160,6 +1610,28 @@
     </w:p>
     <w:p>
       <w:pPr>
+        <w:spacing w:after="60"/>
+        <w:ind w:left="374"/>
+      </w:pPr>
+      <w:r>
+        <w:rPr>
+          <w:rFonts w:ascii="Microsoft JhengHei" w:hAnsi="Microsoft JhengHei" w:eastAsia="Microsoft JhengHei"/>
+          <w:b/>
+          <w:color w:val="9C6E1E"/>
+        </w:rPr>
+        <w:t xml:space="preserve">· </w:t>
+      </w:r>
+      <w:r>
+        <w:rPr>
+          <w:rFonts w:ascii="Microsoft JhengHei" w:hAnsi="Microsoft JhengHei" w:eastAsia="Microsoft JhengHei"/>
+          <w:color w:val="2B2118"/>
+          <w:sz w:val="21"/>
+        </w:rPr>
+        <w:t>已用「鄭家大屋星期三」場景真實執行 QwenPaw Session；過程包含工具調用、休息日識別、替代決策與最終回答。</w:t>
+      </w:r>
+    </w:p>
+    <w:p>
+      <w:pPr>
         <w:keepNext/>
         <w:keepLines/>
         <w:spacing w:before="80" w:after="40"/>
@@ -1168,7 +1640,7 @@
       <w:r>
         <w:drawing>
           <wp:inline xmlns:a="http://schemas.openxmlformats.org/drawingml/2006/main" xmlns:pic="http://schemas.openxmlformats.org/drawingml/2006/picture">
-            <wp:extent cx="5806440" cy="4032250"/>
+            <wp:extent cx="5806440" cy="3629025"/>
             <wp:docPr id="2" name="Picture 2"/>
             <wp:cNvGraphicFramePr>
               <a:graphicFrameLocks noChangeAspect="1"/>
@@ -1189,7 +1661,7 @@
                   <pic:spPr>
                     <a:xfrm>
                       <a:off x="0" y="0"/>
-                      <a:ext cx="5806440" cy="4032250"/>
+                      <a:ext cx="5806440" cy="3629025"/>
                     </a:xfrm>
                     <a:prstGeom prst="rect"/>
                   </pic:spPr>
@@ -1289,7 +1761,7 @@
           <w:color w:val="6B6055"/>
           <w:sz w:val="21"/>
         </w:rPr>
-        <w:t>所需資源：一台個人電腦 + 大會提供的 Token Plan 團隊 Key。網站亦保留不含模型憑證的穩定示範引擎，在無網絡或額度異常時仍可調用同一知識庫完成路演；QwenPaw 接入證據、MCP 測試與截圖另見《開發過程證明》。</w:t>
+        <w:t>所需資源：一台個人電腦 + 大會提供的 Token Plan 團隊 Key。網站亦保留不含模型憑證的策展備用模式，在網絡或額度異常時仍可展示同一知識庫與產品流程；正式公網則使用真實 Qwen。QwenPaw 接入截圖、脫敏 Session、官方 Agent 備份與 MCP 測試另見《開發過程證明》。</w:t>
       </w:r>
     </w:p>
     <w:p>
@@ -2376,9 +2848,472 @@
       </w:r>
     </w:p>
     <w:p>
+      <w:pPr>
+        <w:keepNext/>
+        <w:keepLines/>
+        <w:spacing w:before="160" w:after="60"/>
+      </w:pPr>
       <w:r>
-        <w:br w:type="page"/>
+        <w:rPr>
+          <w:rFonts w:ascii="Microsoft JhengHei" w:hAnsi="Microsoft JhengHei" w:eastAsia="Microsoft JhengHei"/>
+          <w:b/>
+          <w:color w:val="2C5E86"/>
+          <w:sz w:val="23"/>
+        </w:rPr>
+        <w:t>▎與一般旅遊聊天機械人的差異</w:t>
       </w:r>
+    </w:p>
+    <w:tbl>
+      <w:tblPr>
+        <w:tblStyle w:val="TableGrid"/>
+        <w:tblW w:type="auto" w:w="0"/>
+        <w:jc w:val="center"/>
+        <w:tblLayout w:type="fixed"/>
+        <w:tblLook w:firstColumn="1" w:firstRow="1" w:lastColumn="0" w:lastRow="0" w:noHBand="0" w:noVBand="1" w:val="04A0"/>
+      </w:tblPr>
+      <w:tblGrid>
+        <w:gridCol w:w="3316"/>
+        <w:gridCol w:w="3316"/>
+        <w:gridCol w:w="3316"/>
+      </w:tblGrid>
+      <w:tr>
+        <w:trPr>
+          <w:cantSplit/>
+        </w:trPr>
+        <w:tc>
+          <w:tcPr>
+            <w:tcW w:type="dxa" w:w="1656"/>
+            <w:tcMar>
+              <w:top w:w="70" w:type="dxa"/>
+              <w:start w:w="90" w:type="dxa"/>
+              <w:bottom w:w="70" w:type="dxa"/>
+              <w:end w:w="90" w:type="dxa"/>
+            </w:tcMar>
+            <w:shd w:val="clear" w:fill="2C5E86"/>
+          </w:tcPr>
+          <w:p>
+            <w:pPr>
+              <w:keepLines/>
+              <w:spacing w:after="40" w:before="40"/>
+            </w:pPr>
+            <w:r/>
+            <w:r>
+              <w:rPr>
+                <w:rFonts w:ascii="Microsoft JhengHei" w:hAnsi="Microsoft JhengHei" w:eastAsia="Microsoft JhengHei"/>
+                <w:b/>
+                <w:color w:val="FFFFFF"/>
+                <w:sz w:val="20"/>
+              </w:rPr>
+              <w:t>評審視角</w:t>
+            </w:r>
+          </w:p>
+        </w:tc>
+        <w:tc>
+          <w:tcPr>
+            <w:tcW w:type="dxa" w:w="3528"/>
+            <w:tcMar>
+              <w:top w:w="70" w:type="dxa"/>
+              <w:start w:w="90" w:type="dxa"/>
+              <w:bottom w:w="70" w:type="dxa"/>
+              <w:end w:w="90" w:type="dxa"/>
+            </w:tcMar>
+            <w:shd w:val="clear" w:fill="2C5E86"/>
+          </w:tcPr>
+          <w:p>
+            <w:pPr>
+              <w:keepLines/>
+              <w:spacing w:after="40" w:before="40"/>
+            </w:pPr>
+            <w:r/>
+            <w:r>
+              <w:rPr>
+                <w:rFonts w:ascii="Microsoft JhengHei" w:hAnsi="Microsoft JhengHei" w:eastAsia="Microsoft JhengHei"/>
+                <w:b/>
+                <w:color w:val="FFFFFF"/>
+                <w:sz w:val="20"/>
+              </w:rPr>
+              <w:t>一般旅遊聊天機械人</w:t>
+            </w:r>
+          </w:p>
+        </w:tc>
+        <w:tc>
+          <w:tcPr>
+            <w:tcW w:type="dxa" w:w="3960"/>
+            <w:tcMar>
+              <w:top w:w="70" w:type="dxa"/>
+              <w:start w:w="90" w:type="dxa"/>
+              <w:bottom w:w="70" w:type="dxa"/>
+              <w:end w:w="90" w:type="dxa"/>
+            </w:tcMar>
+            <w:shd w:val="clear" w:fill="2C5E86"/>
+          </w:tcPr>
+          <w:p>
+            <w:pPr>
+              <w:keepLines/>
+              <w:spacing w:after="40" w:before="40"/>
+            </w:pPr>
+            <w:r/>
+            <w:r>
+              <w:rPr>
+                <w:rFonts w:ascii="Microsoft JhengHei" w:hAnsi="Microsoft JhengHei" w:eastAsia="Microsoft JhengHei"/>
+                <w:b/>
+                <w:color w:val="FFFFFF"/>
+                <w:sz w:val="20"/>
+              </w:rPr>
+              <w:t>街知巷聞</w:t>
+            </w:r>
+          </w:p>
+        </w:tc>
+      </w:tr>
+      <w:tr>
+        <w:trPr>
+          <w:cantSplit/>
+        </w:trPr>
+        <w:tc>
+          <w:tcPr>
+            <w:tcW w:type="dxa" w:w="1656"/>
+            <w:tcMar>
+              <w:top w:w="70" w:type="dxa"/>
+              <w:start w:w="90" w:type="dxa"/>
+              <w:bottom w:w="70" w:type="dxa"/>
+              <w:end w:w="90" w:type="dxa"/>
+            </w:tcMar>
+          </w:tcPr>
+          <w:p>
+            <w:pPr>
+              <w:keepLines/>
+              <w:spacing w:after="40" w:before="40"/>
+            </w:pPr>
+            <w:r/>
+            <w:r>
+              <w:rPr>
+                <w:rFonts w:ascii="Microsoft JhengHei" w:hAnsi="Microsoft JhengHei" w:eastAsia="Microsoft JhengHei"/>
+                <w:b w:val="0"/>
+                <w:color w:val="2B2118"/>
+                <w:sz w:val="20"/>
+              </w:rPr>
+              <w:t>工作方式</w:t>
+            </w:r>
+          </w:p>
+        </w:tc>
+        <w:tc>
+          <w:tcPr>
+            <w:tcW w:type="dxa" w:w="3528"/>
+            <w:tcMar>
+              <w:top w:w="70" w:type="dxa"/>
+              <w:start w:w="90" w:type="dxa"/>
+              <w:bottom w:w="70" w:type="dxa"/>
+              <w:end w:w="90" w:type="dxa"/>
+            </w:tcMar>
+          </w:tcPr>
+          <w:p>
+            <w:pPr>
+              <w:keepLines/>
+              <w:spacing w:after="40" w:before="40"/>
+            </w:pPr>
+            <w:r/>
+            <w:r>
+              <w:rPr>
+                <w:rFonts w:ascii="Microsoft JhengHei" w:hAnsi="Microsoft JhengHei" w:eastAsia="Microsoft JhengHei"/>
+                <w:b w:val="0"/>
+                <w:color w:val="2B2118"/>
+                <w:sz w:val="20"/>
+              </w:rPr>
+              <w:t>單輪生成建議文字</w:t>
+            </w:r>
+          </w:p>
+        </w:tc>
+        <w:tc>
+          <w:tcPr>
+            <w:tcW w:type="dxa" w:w="3960"/>
+            <w:tcMar>
+              <w:top w:w="70" w:type="dxa"/>
+              <w:start w:w="90" w:type="dxa"/>
+              <w:bottom w:w="70" w:type="dxa"/>
+              <w:end w:w="90" w:type="dxa"/>
+            </w:tcMar>
+          </w:tcPr>
+          <w:p>
+            <w:pPr>
+              <w:keepLines/>
+              <w:spacing w:after="40" w:before="40"/>
+            </w:pPr>
+            <w:r/>
+            <w:r>
+              <w:rPr>
+                <w:rFonts w:ascii="Microsoft JhengHei" w:hAnsi="Microsoft JhengHei" w:eastAsia="Microsoft JhengHei"/>
+                <w:b w:val="0"/>
+                <w:color w:val="2B2118"/>
+                <w:sz w:val="20"/>
+              </w:rPr>
+              <w:t>Plan → MCP Tool → Observe → 修正 → 提交</w:t>
+            </w:r>
+          </w:p>
+        </w:tc>
+      </w:tr>
+      <w:tr>
+        <w:trPr>
+          <w:cantSplit/>
+        </w:trPr>
+        <w:tc>
+          <w:tcPr>
+            <w:tcW w:type="dxa" w:w="1656"/>
+            <w:tcMar>
+              <w:top w:w="70" w:type="dxa"/>
+              <w:start w:w="90" w:type="dxa"/>
+              <w:bottom w:w="70" w:type="dxa"/>
+              <w:end w:w="90" w:type="dxa"/>
+            </w:tcMar>
+          </w:tcPr>
+          <w:p>
+            <w:pPr>
+              <w:keepLines/>
+              <w:spacing w:after="40" w:before="40"/>
+            </w:pPr>
+            <w:r/>
+            <w:r>
+              <w:rPr>
+                <w:rFonts w:ascii="Microsoft JhengHei" w:hAnsi="Microsoft JhengHei" w:eastAsia="Microsoft JhengHei"/>
+                <w:b w:val="0"/>
+                <w:color w:val="2B2118"/>
+                <w:sz w:val="20"/>
+              </w:rPr>
+              <w:t>異常處理</w:t>
+            </w:r>
+          </w:p>
+        </w:tc>
+        <w:tc>
+          <w:tcPr>
+            <w:tcW w:type="dxa" w:w="3528"/>
+            <w:tcMar>
+              <w:top w:w="70" w:type="dxa"/>
+              <w:start w:w="90" w:type="dxa"/>
+              <w:bottom w:w="70" w:type="dxa"/>
+              <w:end w:w="90" w:type="dxa"/>
+            </w:tcMar>
+          </w:tcPr>
+          <w:p>
+            <w:pPr>
+              <w:keepLines/>
+              <w:spacing w:after="40" w:before="40"/>
+            </w:pPr>
+            <w:r/>
+            <w:r>
+              <w:rPr>
+                <w:rFonts w:ascii="Microsoft JhengHei" w:hAnsi="Microsoft JhengHei" w:eastAsia="Microsoft JhengHei"/>
+                <w:b w:val="0"/>
+                <w:color w:val="2B2118"/>
+                <w:sz w:val="20"/>
+              </w:rPr>
+              <w:t>休息景點可能照排</w:t>
+            </w:r>
+          </w:p>
+        </w:tc>
+        <w:tc>
+          <w:tcPr>
+            <w:tcW w:type="dxa" w:w="3960"/>
+            <w:tcMar>
+              <w:top w:w="70" w:type="dxa"/>
+              <w:start w:w="90" w:type="dxa"/>
+              <w:bottom w:w="70" w:type="dxa"/>
+              <w:end w:w="90" w:type="dxa"/>
+            </w:tcMar>
+          </w:tcPr>
+          <w:p>
+            <w:pPr>
+              <w:keepLines/>
+              <w:spacing w:after="40" w:before="40"/>
+            </w:pPr>
+            <w:r/>
+            <w:r>
+              <w:rPr>
+                <w:rFonts w:ascii="Microsoft JhengHei" w:hAnsi="Microsoft JhengHei" w:eastAsia="Microsoft JhengHei"/>
+                <w:b w:val="0"/>
+                <w:color w:val="2B2118"/>
+                <w:sz w:val="20"/>
+              </w:rPr>
+              <w:t>換點、錯峰、縮短、重算後才提交</w:t>
+            </w:r>
+          </w:p>
+        </w:tc>
+      </w:tr>
+      <w:tr>
+        <w:trPr>
+          <w:cantSplit/>
+        </w:trPr>
+        <w:tc>
+          <w:tcPr>
+            <w:tcW w:type="dxa" w:w="1656"/>
+            <w:tcMar>
+              <w:top w:w="70" w:type="dxa"/>
+              <w:start w:w="90" w:type="dxa"/>
+              <w:bottom w:w="70" w:type="dxa"/>
+              <w:end w:w="90" w:type="dxa"/>
+            </w:tcMar>
+          </w:tcPr>
+          <w:p>
+            <w:pPr>
+              <w:keepLines/>
+              <w:spacing w:after="40" w:before="40"/>
+            </w:pPr>
+            <w:r/>
+            <w:r>
+              <w:rPr>
+                <w:rFonts w:ascii="Microsoft JhengHei" w:hAnsi="Microsoft JhengHei" w:eastAsia="Microsoft JhengHei"/>
+                <w:b w:val="0"/>
+                <w:color w:val="2B2118"/>
+                <w:sz w:val="20"/>
+              </w:rPr>
+              <w:t>城市價值</w:t>
+            </w:r>
+          </w:p>
+        </w:tc>
+        <w:tc>
+          <w:tcPr>
+            <w:tcW w:type="dxa" w:w="3528"/>
+            <w:tcMar>
+              <w:top w:w="70" w:type="dxa"/>
+              <w:start w:w="90" w:type="dxa"/>
+              <w:bottom w:w="70" w:type="dxa"/>
+              <w:end w:w="90" w:type="dxa"/>
+            </w:tcMar>
+          </w:tcPr>
+          <w:p>
+            <w:pPr>
+              <w:keepLines/>
+              <w:spacing w:after="40" w:before="40"/>
+            </w:pPr>
+            <w:r/>
+            <w:r>
+              <w:rPr>
+                <w:rFonts w:ascii="Microsoft JhengHei" w:hAnsi="Microsoft JhengHei" w:eastAsia="Microsoft JhengHei"/>
+                <w:b w:val="0"/>
+                <w:color w:val="2B2118"/>
+                <w:sz w:val="20"/>
+              </w:rPr>
+              <w:t>流量續推熱門榜單</w:t>
+            </w:r>
+          </w:p>
+        </w:tc>
+        <w:tc>
+          <w:tcPr>
+            <w:tcW w:type="dxa" w:w="3960"/>
+            <w:tcMar>
+              <w:top w:w="70" w:type="dxa"/>
+              <w:start w:w="90" w:type="dxa"/>
+              <w:bottom w:w="70" w:type="dxa"/>
+              <w:end w:w="90" w:type="dxa"/>
+            </w:tcMar>
+          </w:tcPr>
+          <w:p>
+            <w:pPr>
+              <w:keepLines/>
+              <w:spacing w:after="40" w:before="40"/>
+            </w:pPr>
+            <w:r/>
+            <w:r>
+              <w:rPr>
+                <w:rFonts w:ascii="Microsoft JhengHei" w:hAnsi="Microsoft JhengHei" w:eastAsia="Microsoft JhengHei"/>
+                <w:b w:val="0"/>
+                <w:color w:val="2B2118"/>
+                <w:sz w:val="20"/>
+              </w:rPr>
+              <w:t>主動導向舊區與本地商戶</w:t>
+            </w:r>
+          </w:p>
+        </w:tc>
+      </w:tr>
+      <w:tr>
+        <w:trPr>
+          <w:cantSplit/>
+        </w:trPr>
+        <w:tc>
+          <w:tcPr>
+            <w:tcW w:type="dxa" w:w="1656"/>
+            <w:tcMar>
+              <w:top w:w="70" w:type="dxa"/>
+              <w:start w:w="90" w:type="dxa"/>
+              <w:bottom w:w="70" w:type="dxa"/>
+              <w:end w:w="90" w:type="dxa"/>
+            </w:tcMar>
+          </w:tcPr>
+          <w:p>
+            <w:pPr>
+              <w:keepLines/>
+              <w:spacing w:after="40" w:before="40"/>
+            </w:pPr>
+            <w:r/>
+            <w:r>
+              <w:rPr>
+                <w:rFonts w:ascii="Microsoft JhengHei" w:hAnsi="Microsoft JhengHei" w:eastAsia="Microsoft JhengHei"/>
+                <w:b w:val="0"/>
+                <w:color w:val="2B2118"/>
+                <w:sz w:val="20"/>
+              </w:rPr>
+              <w:t>可驗證性</w:t>
+            </w:r>
+          </w:p>
+        </w:tc>
+        <w:tc>
+          <w:tcPr>
+            <w:tcW w:type="dxa" w:w="3528"/>
+            <w:tcMar>
+              <w:top w:w="70" w:type="dxa"/>
+              <w:start w:w="90" w:type="dxa"/>
+              <w:bottom w:w="70" w:type="dxa"/>
+              <w:end w:w="90" w:type="dxa"/>
+            </w:tcMar>
+          </w:tcPr>
+          <w:p>
+            <w:pPr>
+              <w:keepLines/>
+              <w:spacing w:after="40" w:before="40"/>
+            </w:pPr>
+            <w:r/>
+            <w:r>
+              <w:rPr>
+                <w:rFonts w:ascii="Microsoft JhengHei" w:hAnsi="Microsoft JhengHei" w:eastAsia="Microsoft JhengHei"/>
+                <w:b w:val="0"/>
+                <w:color w:val="2B2118"/>
+                <w:sz w:val="20"/>
+              </w:rPr>
+              <w:t>只有最終答案</w:t>
+            </w:r>
+          </w:p>
+        </w:tc>
+        <w:tc>
+          <w:tcPr>
+            <w:tcW w:type="dxa" w:w="3960"/>
+            <w:tcMar>
+              <w:top w:w="70" w:type="dxa"/>
+              <w:start w:w="90" w:type="dxa"/>
+              <w:bottom w:w="70" w:type="dxa"/>
+              <w:end w:w="90" w:type="dxa"/>
+            </w:tcMar>
+          </w:tcPr>
+          <w:p>
+            <w:pPr>
+              <w:keepLines/>
+              <w:spacing w:after="40" w:before="40"/>
+            </w:pPr>
+            <w:r/>
+            <w:r>
+              <w:rPr>
+                <w:rFonts w:ascii="Microsoft JhengHei" w:hAnsi="Microsoft JhengHei" w:eastAsia="Microsoft JhengHei"/>
+                <w:b w:val="0"/>
+                <w:color w:val="2B2118"/>
+                <w:sz w:val="20"/>
+              </w:rPr>
+              <w:t>工具軌跡、地圖、核對面板、Session 可查</w:t>
+            </w:r>
+          </w:p>
+        </w:tc>
+      </w:tr>
+    </w:tbl>
+    <w:p>
+      <w:pPr>
+        <w:spacing w:after="40"/>
+      </w:pPr>
     </w:p>
     <w:p>
       <w:pPr>
@@ -2499,7 +3434,7 @@
                 <w:color w:val="2B2118"/>
                 <w:sz w:val="20"/>
               </w:rPr>
-              <w:t>7 月上旬（已完成）</w:t>
+              <w:t>7 月上旬（完成）</w:t>
             </w:r>
           </w:p>
         </w:tc>
@@ -2526,7 +3461,7 @@
                 <w:color w:val="2B2118"/>
                 <w:sz w:val="20"/>
               </w:rPr>
-              <w:t>完成 70 個景點知識庫與 70 / 70 相片；部署 QwenPaw 2.0.0、Skill 與 MCP</w:t>
+              <w:t>建立 70 POI 知識庫與 70 / 70 圖片；完成單日 / 多日穩定規劃器</w:t>
             </w:r>
           </w:p>
         </w:tc>
@@ -2558,7 +3493,7 @@
                 <w:color w:val="2B2118"/>
                 <w:sz w:val="20"/>
               </w:rPr>
-              <w:t>7 月中旬（進行中）</w:t>
+              <w:t>7 月中旬（完成）</w:t>
             </w:r>
           </w:p>
         </w:tc>
@@ -2585,7 +3520,7 @@
                 <w:color w:val="2B2118"/>
                 <w:sz w:val="20"/>
               </w:rPr>
-              <w:t>接入主辦方 Token Plan；完善 ReAct 工具鏈、多日分區、失敗恢復與五輪測試</w:t>
+              <w:t>部署 QwenPaw 2.0.0、EveryLane Skill、stdio MCP 及 7+1 工具鏈</w:t>
             </w:r>
           </w:p>
         </w:tc>
@@ -2617,7 +3552,7 @@
                 <w:color w:val="2B2118"/>
                 <w:sz w:val="20"/>
               </w:rPr>
-              <w:t>7 月下旬</w:t>
+              <w:t>7 月下旬（完成）</w:t>
             </w:r>
           </w:p>
         </w:tc>
@@ -2644,7 +3579,7 @@
                 <w:color w:val="2B2118"/>
                 <w:sz w:val="20"/>
               </w:rPr>
-              <w:t>前端體驗打磨（多日總覽、地圖、時間軸、多語言）；加入收藏 / 匯出 PDF</w:t>
+              <w:t>接入 qwen3.7-plus；完成五語言 Web、地圖、時間軸、PDF 與公網部署</w:t>
             </w:r>
           </w:p>
         </w:tc>
@@ -2676,7 +3611,7 @@
                 <w:color w:val="2B2118"/>
                 <w:sz w:val="20"/>
               </w:rPr>
-              <w:t>8 月上旬</w:t>
+              <w:t>8 月 1–9 日（完成）</w:t>
             </w:r>
           </w:p>
         </w:tc>
@@ -2703,7 +3638,7 @@
                 <w:color w:val="2B2118"/>
                 <w:sz w:val="20"/>
               </w:rPr>
-              <w:t>邀請 20+ 位同學與遊客試用，收集反饋；接入真實天氣 API</w:t>
+              <w:t>真實 QwenPaw Session、官方 Agent 備份、證據脫敏、六輪回歸與提交材料</w:t>
             </w:r>
           </w:p>
         </w:tc>
@@ -2735,7 +3670,7 @@
                 <w:color w:val="2B2118"/>
                 <w:sz w:val="20"/>
               </w:rPr>
-              <w:t>8 月中旬</w:t>
+              <w:t>晉級後第 1 階段</w:t>
             </w:r>
           </w:p>
         </w:tc>
@@ -2762,7 +3697,7 @@
                 <w:color w:val="2B2118"/>
                 <w:sz w:val="20"/>
               </w:rPr>
-              <w:t>優化迭代：人流模型校正、商戶端原型（精選商戶 / 引流統計）</w:t>
+              <w:t>20+ 位遊客可用性測試；校正人流模型；加入即時天氣與無障礙資料</w:t>
             </w:r>
           </w:p>
         </w:tc>
@@ -2794,7 +3729,7 @@
                 <w:color w:val="2B2118"/>
                 <w:sz w:val="20"/>
               </w:rPr>
-              <w:t>8 月下旬</w:t>
+              <w:t>晉級後第 2 階段</w:t>
             </w:r>
           </w:p>
         </w:tc>
@@ -2821,7 +3756,7 @@
                 <w:color w:val="2B2118"/>
                 <w:sz w:val="20"/>
               </w:rPr>
-              <w:t>撰寫實踐文章、製作路演 Demo 與展示材料</w:t>
+              <w:t>3–5 間舊區商戶小規模到店碼試點；驗證導流、到訪與轉化</w:t>
             </w:r>
           </w:p>
         </w:tc>
@@ -2853,24 +3788,18 @@
     </w:p>
     <w:p>
       <w:pPr>
-        <w:spacing w:after="60"/>
-        <w:ind w:left="374"/>
+        <w:keepNext/>
+        <w:keepLines/>
+        <w:spacing w:before="160" w:after="60"/>
       </w:pPr>
       <w:r>
         <w:rPr>
           <w:rFonts w:ascii="Microsoft JhengHei" w:hAnsi="Microsoft JhengHei" w:eastAsia="Microsoft JhengHei"/>
           <w:b/>
-          <w:color w:val="9C6E1E"/>
+          <w:color w:val="2C5E86"/>
+          <w:sz w:val="23"/>
         </w:rPr>
-        <w:t xml:space="preserve">· </w:t>
-      </w:r>
-      <w:r>
-        <w:rPr>
-          <w:rFonts w:ascii="Microsoft JhengHei" w:hAnsi="Microsoft JhengHei" w:eastAsia="Microsoft JhengHei"/>
-          <w:color w:val="2B2118"/>
-          <w:sz w:val="21"/>
-        </w:rPr>
-        <w:t>覆蓋 70 個澳門景點，當中 25 個為舊區老街 / 活化片區、20 間為本地小店；</w:t>
+        <w:t>▎初賽已實現、可立即驗證</w:t>
       </w:r>
     </w:p>
     <w:p>
@@ -2892,7 +3821,7 @@
           <w:color w:val="2B2118"/>
           <w:sz w:val="21"/>
         </w:rPr>
-        <w:t>智能體能就任意合理需求，輸出一日或 2–5 日多日深度遊，並確保每日鎖定可步行片區；</w:t>
+        <w:t>公網覆蓋 70 個澳門 POI，當中 25 個舊區點、20 個本地商戶點，70 / 70 有圖片；</w:t>
       </w:r>
     </w:p>
     <w:p>
@@ -2914,7 +3843,7 @@
           <w:color w:val="2B2118"/>
           <w:sz w:val="21"/>
         </w:rPr>
-        <w:t>每份行程平均納入 ≥ 3 個舊區老街 / 本地小店，先量化導流覆蓋與本地消費估算；商戶試點再用一次性到店碼核銷驗證實際轉化；</w:t>
+        <w:t>支援一日及 2–5 日分區深度遊；每站提供時間、人流、開放、估算距離、預算與導流理由；</w:t>
       </w:r>
     </w:p>
     <w:p>
@@ -2936,7 +3865,111 @@
           <w:color w:val="2B2118"/>
           <w:sz w:val="21"/>
         </w:rPr>
-        <w:t>試用者中 80% 認同「比自己上網查更慳時間、更有在地味」。</w:t>
+        <w:t>真實 qwen3.7-plus 單日 ReAct 規劃可調用工具並處理休息日；多日模式每日使用同一套真實工具核驗；</w:t>
+      </w:r>
+    </w:p>
+    <w:p>
+      <w:pPr>
+        <w:spacing w:after="60"/>
+        <w:ind w:left="374"/>
+      </w:pPr>
+      <w:r>
+        <w:rPr>
+          <w:rFonts w:ascii="Microsoft JhengHei" w:hAnsi="Microsoft JhengHei" w:eastAsia="Microsoft JhengHei"/>
+          <w:b/>
+          <w:color w:val="9C6E1E"/>
+        </w:rPr>
+        <w:t xml:space="preserve">· </w:t>
+      </w:r>
+      <w:r>
+        <w:rPr>
+          <w:rFonts w:ascii="Microsoft JhengHei" w:hAnsi="Microsoft JhengHei" w:eastAsia="Microsoft JhengHei"/>
+          <w:color w:val="2B2118"/>
+          <w:sz w:val="21"/>
+        </w:rPr>
+        <w:t>自動化測試結果：641 後端、99 瀏覽器、64 API/安全、32 倉庫交付均為 PASS；8 個 MCP 工具通過協議測試。</w:t>
+      </w:r>
+    </w:p>
+    <w:p>
+      <w:pPr>
+        <w:keepNext/>
+        <w:keepLines/>
+        <w:spacing w:before="160" w:after="60"/>
+      </w:pPr>
+      <w:r>
+        <w:rPr>
+          <w:rFonts w:ascii="Microsoft JhengHei" w:hAnsi="Microsoft JhengHei" w:eastAsia="Microsoft JhengHei"/>
+          <w:b/>
+          <w:color w:val="2C5E86"/>
+          <w:sz w:val="23"/>
+        </w:rPr>
+        <w:t>▎晉級後驗證目標（目標值，不冒充現有成績）</w:t>
+      </w:r>
+    </w:p>
+    <w:p>
+      <w:pPr>
+        <w:spacing w:after="60"/>
+        <w:ind w:left="374"/>
+      </w:pPr>
+      <w:r>
+        <w:rPr>
+          <w:rFonts w:ascii="Microsoft JhengHei" w:hAnsi="Microsoft JhengHei" w:eastAsia="Microsoft JhengHei"/>
+          <w:b/>
+          <w:color w:val="9C6E1E"/>
+        </w:rPr>
+        <w:t xml:space="preserve">· </w:t>
+      </w:r>
+      <w:r>
+        <w:rPr>
+          <w:rFonts w:ascii="Microsoft JhengHei" w:hAnsi="Microsoft JhengHei" w:eastAsia="Microsoft JhengHei"/>
+          <w:color w:val="2B2118"/>
+          <w:sz w:val="21"/>
+        </w:rPr>
+        <w:t>20+ 位本地居民 / 遊客完成可用性測試；任務完成率目標 ≥ 90%，80% 受試者認同更省時、更有在地味；</w:t>
+      </w:r>
+    </w:p>
+    <w:p>
+      <w:pPr>
+        <w:spacing w:after="60"/>
+        <w:ind w:left="374"/>
+      </w:pPr>
+      <w:r>
+        <w:rPr>
+          <w:rFonts w:ascii="Microsoft JhengHei" w:hAnsi="Microsoft JhengHei" w:eastAsia="Microsoft JhengHei"/>
+          <w:b/>
+          <w:color w:val="9C6E1E"/>
+        </w:rPr>
+        <w:t xml:space="preserve">· </w:t>
+      </w:r>
+      <w:r>
+        <w:rPr>
+          <w:rFonts w:ascii="Microsoft JhengHei" w:hAnsi="Microsoft JhengHei" w:eastAsia="Microsoft JhengHei"/>
+          <w:color w:val="2B2118"/>
+          <w:sz w:val="21"/>
+        </w:rPr>
+        <w:t>每份合適行程平均納入 ≥ 3 個舊區 / 本地商戶點；以一次性到店碼核銷量度實際到訪與轉化；</w:t>
+      </w:r>
+    </w:p>
+    <w:p>
+      <w:pPr>
+        <w:spacing w:after="60"/>
+        <w:ind w:left="374"/>
+      </w:pPr>
+      <w:r>
+        <w:rPr>
+          <w:rFonts w:ascii="Microsoft JhengHei" w:hAnsi="Microsoft JhengHei" w:eastAsia="Microsoft JhengHei"/>
+          <w:b/>
+          <w:color w:val="9C6E1E"/>
+        </w:rPr>
+        <w:t xml:space="preserve">· </w:t>
+      </w:r>
+      <w:r>
+        <w:rPr>
+          <w:rFonts w:ascii="Microsoft JhengHei" w:hAnsi="Microsoft JhengHei" w:eastAsia="Microsoft JhengHei"/>
+          <w:color w:val="2B2118"/>
+          <w:sz w:val="21"/>
+        </w:rPr>
+        <w:t>在不增加熱門點過載的前提下，以導流覆蓋率、路線可行率、商戶到訪率三個指標評估成效。</w:t>
       </w:r>
     </w:p>
     <w:p>
@@ -3128,7 +4161,7 @@
           <w:color w:val="2B2118"/>
           <w:sz w:val="21"/>
         </w:rPr>
-        <w:t>本作品由參賽者施天益（SITINIEK，學號 dc227126）獨立完成，涵蓋以下範疇：</w:t>
+        <w:t>本作品由參賽者施天益（SI TIN IEK，學號 dc227126）獨立完成。參賽者為澳門大學計算機相關專業學生，具 AI、全端開發、資料工程及 Web 安全實作經驗；曾參與 AIA 實習，並獲 NewStar CTF 2025 二等獎。履歷資料只用於能力說明，提交材料不公開電話、電郵或出生日期。</w:t>
       </w:r>
     </w:p>
     <w:tbl>
@@ -3436,6 +4469,723 @@
                 <w:sz w:val="20"/>
               </w:rPr>
               <w:t>互動網站、地圖與時間軸、智能體過程可視化</w:t>
+            </w:r>
+          </w:p>
+        </w:tc>
+      </w:tr>
+      <w:tr>
+        <w:trPr>
+          <w:cantSplit/>
+        </w:trPr>
+        <w:tc>
+          <w:tcPr>
+            <w:tcW w:type="dxa" w:w="2592"/>
+            <w:tcMar>
+              <w:top w:w="70" w:type="dxa"/>
+              <w:start w:w="90" w:type="dxa"/>
+              <w:bottom w:w="70" w:type="dxa"/>
+              <w:end w:w="90" w:type="dxa"/>
+            </w:tcMar>
+          </w:tcPr>
+          <w:p>
+            <w:pPr>
+              <w:keepLines/>
+              <w:spacing w:after="40" w:before="40"/>
+            </w:pPr>
+            <w:r/>
+            <w:r>
+              <w:rPr>
+                <w:rFonts w:ascii="Microsoft JhengHei" w:hAnsi="Microsoft JhengHei" w:eastAsia="Microsoft JhengHei"/>
+                <w:b w:val="0"/>
+                <w:color w:val="2B2118"/>
+                <w:sz w:val="20"/>
+              </w:rPr>
+              <w:t>品質 / 安全</w:t>
+            </w:r>
+          </w:p>
+        </w:tc>
+        <w:tc>
+          <w:tcPr>
+            <w:tcW w:type="dxa" w:w="6480"/>
+            <w:tcMar>
+              <w:top w:w="70" w:type="dxa"/>
+              <w:start w:w="90" w:type="dxa"/>
+              <w:bottom w:w="70" w:type="dxa"/>
+              <w:end w:w="90" w:type="dxa"/>
+            </w:tcMar>
+          </w:tcPr>
+          <w:p>
+            <w:pPr>
+              <w:keepLines/>
+              <w:spacing w:after="40" w:before="40"/>
+            </w:pPr>
+            <w:r/>
+            <w:r>
+              <w:rPr>
+                <w:rFonts w:ascii="Microsoft JhengHei" w:hAnsi="Microsoft JhengHei" w:eastAsia="Microsoft JhengHei"/>
+                <w:b w:val="0"/>
+                <w:color w:val="2B2118"/>
+                <w:sz w:val="20"/>
+              </w:rPr>
+              <w:t>六輪回歸、API 邊界、並發、安全頭、憑證脫敏與提交一致性檢查</w:t>
+            </w:r>
+          </w:p>
+        </w:tc>
+      </w:tr>
+    </w:tbl>
+    <w:p>
+      <w:pPr>
+        <w:spacing w:after="40"/>
+      </w:pPr>
+    </w:p>
+    <w:p>
+      <w:pPr>
+        <w:spacing w:before="0" w:after="100"/>
+      </w:pPr>
+      <w:r>
+        <w:rPr>
+          <w:rFonts w:ascii="Microsoft JhengHei" w:hAnsi="Microsoft JhengHei" w:eastAsia="Microsoft JhengHei"/>
+          <w:b w:val="0"/>
+          <w:i w:val="0"/>
+          <w:color w:val="6B6055"/>
+          <w:sz w:val="21"/>
+        </w:rPr>
+        <w:t>一人團隊的風險以自動化回歸、可重現腳本、Git 版本管理、脫敏 Session 與官方 Agent 備份降低；評審可由公網、GitHub、開發證明和證據包交叉核對。</w:t>
+      </w:r>
+    </w:p>
+    <w:p>
+      <w:pPr>
+        <w:keepNext/>
+        <w:keepLines/>
+        <w:spacing w:before="280" w:after="120"/>
+        <w:pBdr>
+          <w:bottom w:val="single" w:sz="6" w:space="2" w:color="E0CBA8"/>
+        </w:pBdr>
+      </w:pPr>
+      <w:r>
+        <w:rPr>
+          <w:rFonts w:ascii="Microsoft JhengHei" w:hAnsi="Microsoft JhengHei" w:eastAsia="Microsoft JhengHei"/>
+          <w:b/>
+          <w:color w:val="BE4A3A"/>
+          <w:sz w:val="30"/>
+        </w:rPr>
+        <w:t>十、　與初賽要求逐項對照</w:t>
+      </w:r>
+    </w:p>
+    <w:tbl>
+      <w:tblPr>
+        <w:tblStyle w:val="TableGrid"/>
+        <w:tblW w:type="auto" w:w="0"/>
+        <w:jc w:val="center"/>
+        <w:tblLayout w:type="fixed"/>
+        <w:tblLook w:firstColumn="1" w:firstRow="1" w:lastColumn="0" w:lastRow="0" w:noHBand="0" w:noVBand="1" w:val="04A0"/>
+      </w:tblPr>
+      <w:tblGrid>
+        <w:gridCol w:w="3316"/>
+        <w:gridCol w:w="3316"/>
+        <w:gridCol w:w="3316"/>
+      </w:tblGrid>
+      <w:tr>
+        <w:trPr>
+          <w:cantSplit/>
+        </w:trPr>
+        <w:tc>
+          <w:tcPr>
+            <w:tcW w:type="dxa" w:w="1944"/>
+            <w:tcMar>
+              <w:top w:w="70" w:type="dxa"/>
+              <w:start w:w="90" w:type="dxa"/>
+              <w:bottom w:w="70" w:type="dxa"/>
+              <w:end w:w="90" w:type="dxa"/>
+            </w:tcMar>
+            <w:shd w:val="clear" w:fill="BE4A3A"/>
+          </w:tcPr>
+          <w:p>
+            <w:pPr>
+              <w:keepLines/>
+              <w:spacing w:after="40" w:before="40"/>
+            </w:pPr>
+            <w:r/>
+            <w:r>
+              <w:rPr>
+                <w:rFonts w:ascii="Microsoft JhengHei" w:hAnsi="Microsoft JhengHei" w:eastAsia="Microsoft JhengHei"/>
+                <w:b/>
+                <w:color w:val="FFFFFF"/>
+                <w:sz w:val="20"/>
+              </w:rPr>
+              <w:t>官方要求</w:t>
+            </w:r>
+          </w:p>
+        </w:tc>
+        <w:tc>
+          <w:tcPr>
+            <w:tcW w:type="dxa" w:w="4680"/>
+            <w:tcMar>
+              <w:top w:w="70" w:type="dxa"/>
+              <w:start w:w="90" w:type="dxa"/>
+              <w:bottom w:w="70" w:type="dxa"/>
+              <w:end w:w="90" w:type="dxa"/>
+            </w:tcMar>
+            <w:shd w:val="clear" w:fill="BE4A3A"/>
+          </w:tcPr>
+          <w:p>
+            <w:pPr>
+              <w:keepLines/>
+              <w:spacing w:after="40" w:before="40"/>
+            </w:pPr>
+            <w:r/>
+            <w:r>
+              <w:rPr>
+                <w:rFonts w:ascii="Microsoft JhengHei" w:hAnsi="Microsoft JhengHei" w:eastAsia="Microsoft JhengHei"/>
+                <w:b/>
+                <w:color w:val="FFFFFF"/>
+                <w:sz w:val="20"/>
+              </w:rPr>
+              <w:t>本項目對應內容</w:t>
+            </w:r>
+          </w:p>
+        </w:tc>
+        <w:tc>
+          <w:tcPr>
+            <w:tcW w:type="dxa" w:w="2520"/>
+            <w:tcMar>
+              <w:top w:w="70" w:type="dxa"/>
+              <w:start w:w="90" w:type="dxa"/>
+              <w:bottom w:w="70" w:type="dxa"/>
+              <w:end w:w="90" w:type="dxa"/>
+            </w:tcMar>
+            <w:shd w:val="clear" w:fill="BE4A3A"/>
+          </w:tcPr>
+          <w:p>
+            <w:pPr>
+              <w:keepLines/>
+              <w:spacing w:after="40" w:before="40"/>
+            </w:pPr>
+            <w:r/>
+            <w:r>
+              <w:rPr>
+                <w:rFonts w:ascii="Microsoft JhengHei" w:hAnsi="Microsoft JhengHei" w:eastAsia="Microsoft JhengHei"/>
+                <w:b/>
+                <w:color w:val="FFFFFF"/>
+                <w:sz w:val="20"/>
+              </w:rPr>
+              <w:t>核對材料</w:t>
+            </w:r>
+          </w:p>
+        </w:tc>
+      </w:tr>
+      <w:tr>
+        <w:trPr>
+          <w:cantSplit/>
+        </w:trPr>
+        <w:tc>
+          <w:tcPr>
+            <w:tcW w:type="dxa" w:w="1944"/>
+            <w:tcMar>
+              <w:top w:w="70" w:type="dxa"/>
+              <w:start w:w="90" w:type="dxa"/>
+              <w:bottom w:w="70" w:type="dxa"/>
+              <w:end w:w="90" w:type="dxa"/>
+            </w:tcMar>
+          </w:tcPr>
+          <w:p>
+            <w:pPr>
+              <w:keepLines/>
+              <w:spacing w:after="40" w:before="40"/>
+            </w:pPr>
+            <w:r/>
+            <w:r>
+              <w:rPr>
+                <w:rFonts w:ascii="Microsoft JhengHei" w:hAnsi="Microsoft JhengHei" w:eastAsia="Microsoft JhengHei"/>
+                <w:b w:val="0"/>
+                <w:color w:val="2B2118"/>
+                <w:sz w:val="20"/>
+              </w:rPr>
+              <w:t>問題分析</w:t>
+            </w:r>
+          </w:p>
+        </w:tc>
+        <w:tc>
+          <w:tcPr>
+            <w:tcW w:type="dxa" w:w="4680"/>
+            <w:tcMar>
+              <w:top w:w="70" w:type="dxa"/>
+              <w:start w:w="90" w:type="dxa"/>
+              <w:bottom w:w="70" w:type="dxa"/>
+              <w:end w:w="90" w:type="dxa"/>
+            </w:tcMar>
+          </w:tcPr>
+          <w:p>
+            <w:pPr>
+              <w:keepLines/>
+              <w:spacing w:after="40" w:before="40"/>
+            </w:pPr>
+            <w:r/>
+            <w:r>
+              <w:rPr>
+                <w:rFonts w:ascii="Microsoft JhengHei" w:hAnsi="Microsoft JhengHei" w:eastAsia="Microsoft JhengHei"/>
+                <w:b w:val="0"/>
+                <w:color w:val="2B2118"/>
+                <w:sz w:val="20"/>
+              </w:rPr>
+              <w:t>熱門景點過載、舊區及小店客流不足、遊客查證成本高</w:t>
+            </w:r>
+          </w:p>
+        </w:tc>
+        <w:tc>
+          <w:tcPr>
+            <w:tcW w:type="dxa" w:w="2520"/>
+            <w:tcMar>
+              <w:top w:w="70" w:type="dxa"/>
+              <w:start w:w="90" w:type="dxa"/>
+              <w:bottom w:w="70" w:type="dxa"/>
+              <w:end w:w="90" w:type="dxa"/>
+            </w:tcMar>
+          </w:tcPr>
+          <w:p>
+            <w:pPr>
+              <w:keepLines/>
+              <w:spacing w:after="40" w:before="40"/>
+            </w:pPr>
+            <w:r/>
+            <w:r>
+              <w:rPr>
+                <w:rFonts w:ascii="Microsoft JhengHei" w:hAnsi="Microsoft JhengHei" w:eastAsia="Microsoft JhengHei"/>
+                <w:b w:val="0"/>
+                <w:color w:val="2B2118"/>
+                <w:sz w:val="20"/>
+              </w:rPr>
+              <w:t>本策劃書第二章</w:t>
+            </w:r>
+          </w:p>
+        </w:tc>
+      </w:tr>
+      <w:tr>
+        <w:trPr>
+          <w:cantSplit/>
+        </w:trPr>
+        <w:tc>
+          <w:tcPr>
+            <w:tcW w:type="dxa" w:w="1944"/>
+            <w:tcMar>
+              <w:top w:w="70" w:type="dxa"/>
+              <w:start w:w="90" w:type="dxa"/>
+              <w:bottom w:w="70" w:type="dxa"/>
+              <w:end w:w="90" w:type="dxa"/>
+            </w:tcMar>
+          </w:tcPr>
+          <w:p>
+            <w:pPr>
+              <w:keepLines/>
+              <w:spacing w:after="40" w:before="40"/>
+            </w:pPr>
+            <w:r/>
+            <w:r>
+              <w:rPr>
+                <w:rFonts w:ascii="Microsoft JhengHei" w:hAnsi="Microsoft JhengHei" w:eastAsia="Microsoft JhengHei"/>
+                <w:b w:val="0"/>
+                <w:color w:val="2B2118"/>
+                <w:sz w:val="20"/>
+              </w:rPr>
+              <w:t>技術方案</w:t>
+            </w:r>
+          </w:p>
+        </w:tc>
+        <w:tc>
+          <w:tcPr>
+            <w:tcW w:type="dxa" w:w="4680"/>
+            <w:tcMar>
+              <w:top w:w="70" w:type="dxa"/>
+              <w:start w:w="90" w:type="dxa"/>
+              <w:bottom w:w="70" w:type="dxa"/>
+              <w:end w:w="90" w:type="dxa"/>
+            </w:tcMar>
+          </w:tcPr>
+          <w:p>
+            <w:pPr>
+              <w:keepLines/>
+              <w:spacing w:after="40" w:before="40"/>
+            </w:pPr>
+            <w:r/>
+            <w:r>
+              <w:rPr>
+                <w:rFonts w:ascii="Microsoft JhengHei" w:hAnsi="Microsoft JhengHei" w:eastAsia="Microsoft JhengHei"/>
+                <w:b w:val="0"/>
+                <w:color w:val="2B2118"/>
+                <w:sz w:val="20"/>
+              </w:rPr>
+              <w:t>QwenPaw 2.0 + Skill + MCP 7+1 工具 + Qwen + FastAPI/SSE</w:t>
+            </w:r>
+          </w:p>
+        </w:tc>
+        <w:tc>
+          <w:tcPr>
+            <w:tcW w:type="dxa" w:w="2520"/>
+            <w:tcMar>
+              <w:top w:w="70" w:type="dxa"/>
+              <w:start w:w="90" w:type="dxa"/>
+              <w:bottom w:w="70" w:type="dxa"/>
+              <w:end w:w="90" w:type="dxa"/>
+            </w:tcMar>
+          </w:tcPr>
+          <w:p>
+            <w:pPr>
+              <w:keepLines/>
+              <w:spacing w:after="40" w:before="40"/>
+            </w:pPr>
+            <w:r/>
+            <w:r>
+              <w:rPr>
+                <w:rFonts w:ascii="Microsoft JhengHei" w:hAnsi="Microsoft JhengHei" w:eastAsia="Microsoft JhengHei"/>
+                <w:b w:val="0"/>
+                <w:color w:val="2B2118"/>
+                <w:sz w:val="20"/>
+              </w:rPr>
+              <w:t>本策劃書第三至四章</w:t>
+            </w:r>
+          </w:p>
+        </w:tc>
+      </w:tr>
+      <w:tr>
+        <w:trPr>
+          <w:cantSplit/>
+        </w:trPr>
+        <w:tc>
+          <w:tcPr>
+            <w:tcW w:type="dxa" w:w="1944"/>
+            <w:tcMar>
+              <w:top w:w="70" w:type="dxa"/>
+              <w:start w:w="90" w:type="dxa"/>
+              <w:bottom w:w="70" w:type="dxa"/>
+              <w:end w:w="90" w:type="dxa"/>
+            </w:tcMar>
+          </w:tcPr>
+          <w:p>
+            <w:pPr>
+              <w:keepLines/>
+              <w:spacing w:after="40" w:before="40"/>
+            </w:pPr>
+            <w:r/>
+            <w:r>
+              <w:rPr>
+                <w:rFonts w:ascii="Microsoft JhengHei" w:hAnsi="Microsoft JhengHei" w:eastAsia="Microsoft JhengHei"/>
+                <w:b w:val="0"/>
+                <w:color w:val="2B2118"/>
+                <w:sz w:val="20"/>
+              </w:rPr>
+              <w:t>預期成果</w:t>
+            </w:r>
+          </w:p>
+        </w:tc>
+        <w:tc>
+          <w:tcPr>
+            <w:tcW w:type="dxa" w:w="4680"/>
+            <w:tcMar>
+              <w:top w:w="70" w:type="dxa"/>
+              <w:start w:w="90" w:type="dxa"/>
+              <w:bottom w:w="70" w:type="dxa"/>
+              <w:end w:w="90" w:type="dxa"/>
+            </w:tcMar>
+          </w:tcPr>
+          <w:p>
+            <w:pPr>
+              <w:keepLines/>
+              <w:spacing w:after="40" w:before="40"/>
+            </w:pPr>
+            <w:r/>
+            <w:r>
+              <w:rPr>
+                <w:rFonts w:ascii="Microsoft JhengHei" w:hAnsi="Microsoft JhengHei" w:eastAsia="Microsoft JhengHei"/>
+                <w:b w:val="0"/>
+                <w:color w:val="2B2118"/>
+                <w:sz w:val="20"/>
+              </w:rPr>
+              <w:t>已實現指標與晉級後量化目標分開陳述</w:t>
+            </w:r>
+          </w:p>
+        </w:tc>
+        <w:tc>
+          <w:tcPr>
+            <w:tcW w:type="dxa" w:w="2520"/>
+            <w:tcMar>
+              <w:top w:w="70" w:type="dxa"/>
+              <w:start w:w="90" w:type="dxa"/>
+              <w:bottom w:w="70" w:type="dxa"/>
+              <w:end w:w="90" w:type="dxa"/>
+            </w:tcMar>
+          </w:tcPr>
+          <w:p>
+            <w:pPr>
+              <w:keepLines/>
+              <w:spacing w:after="40" w:before="40"/>
+            </w:pPr>
+            <w:r/>
+            <w:r>
+              <w:rPr>
+                <w:rFonts w:ascii="Microsoft JhengHei" w:hAnsi="Microsoft JhengHei" w:eastAsia="Microsoft JhengHei"/>
+                <w:b w:val="0"/>
+                <w:color w:val="2B2118"/>
+                <w:sz w:val="20"/>
+              </w:rPr>
+              <w:t>本策劃書第七章</w:t>
+            </w:r>
+          </w:p>
+        </w:tc>
+      </w:tr>
+      <w:tr>
+        <w:trPr>
+          <w:cantSplit/>
+        </w:trPr>
+        <w:tc>
+          <w:tcPr>
+            <w:tcW w:type="dxa" w:w="1944"/>
+            <w:tcMar>
+              <w:top w:w="70" w:type="dxa"/>
+              <w:start w:w="90" w:type="dxa"/>
+              <w:bottom w:w="70" w:type="dxa"/>
+              <w:end w:w="90" w:type="dxa"/>
+            </w:tcMar>
+          </w:tcPr>
+          <w:p>
+            <w:pPr>
+              <w:keepLines/>
+              <w:spacing w:after="40" w:before="40"/>
+            </w:pPr>
+            <w:r/>
+            <w:r>
+              <w:rPr>
+                <w:rFonts w:ascii="Microsoft JhengHei" w:hAnsi="Microsoft JhengHei" w:eastAsia="Microsoft JhengHei"/>
+                <w:b w:val="0"/>
+                <w:color w:val="2B2118"/>
+                <w:sz w:val="20"/>
+              </w:rPr>
+              <w:t>基礎部署</w:t>
+            </w:r>
+          </w:p>
+        </w:tc>
+        <w:tc>
+          <w:tcPr>
+            <w:tcW w:type="dxa" w:w="4680"/>
+            <w:tcMar>
+              <w:top w:w="70" w:type="dxa"/>
+              <w:start w:w="90" w:type="dxa"/>
+              <w:bottom w:w="70" w:type="dxa"/>
+              <w:end w:w="90" w:type="dxa"/>
+            </w:tcMar>
+          </w:tcPr>
+          <w:p>
+            <w:pPr>
+              <w:keepLines/>
+              <w:spacing w:after="40" w:before="40"/>
+            </w:pPr>
+            <w:r/>
+            <w:r>
+              <w:rPr>
+                <w:rFonts w:ascii="Microsoft JhengHei" w:hAnsi="Microsoft JhengHei" w:eastAsia="Microsoft JhengHei"/>
+                <w:b w:val="0"/>
+                <w:color w:val="2B2118"/>
+                <w:sz w:val="20"/>
+              </w:rPr>
+              <w:t>本地 QwenPaw、啟用 Skill/MCP、真實模型與 Session</w:t>
+            </w:r>
+          </w:p>
+        </w:tc>
+        <w:tc>
+          <w:tcPr>
+            <w:tcW w:type="dxa" w:w="2520"/>
+            <w:tcMar>
+              <w:top w:w="70" w:type="dxa"/>
+              <w:start w:w="90" w:type="dxa"/>
+              <w:bottom w:w="70" w:type="dxa"/>
+              <w:end w:w="90" w:type="dxa"/>
+            </w:tcMar>
+          </w:tcPr>
+          <w:p>
+            <w:pPr>
+              <w:keepLines/>
+              <w:spacing w:after="40" w:before="40"/>
+            </w:pPr>
+            <w:r/>
+            <w:r>
+              <w:rPr>
+                <w:rFonts w:ascii="Microsoft JhengHei" w:hAnsi="Microsoft JhengHei" w:eastAsia="Microsoft JhengHei"/>
+                <w:b w:val="0"/>
+                <w:color w:val="2B2118"/>
+                <w:sz w:val="20"/>
+              </w:rPr>
+              <w:t>開發過程證明 / 截圖 / Session</w:t>
+            </w:r>
+          </w:p>
+        </w:tc>
+      </w:tr>
+      <w:tr>
+        <w:trPr>
+          <w:cantSplit/>
+        </w:trPr>
+        <w:tc>
+          <w:tcPr>
+            <w:tcW w:type="dxa" w:w="1944"/>
+            <w:tcMar>
+              <w:top w:w="70" w:type="dxa"/>
+              <w:start w:w="90" w:type="dxa"/>
+              <w:bottom w:w="70" w:type="dxa"/>
+              <w:end w:w="90" w:type="dxa"/>
+            </w:tcMar>
+          </w:tcPr>
+          <w:p>
+            <w:pPr>
+              <w:keepLines/>
+              <w:spacing w:after="40" w:before="40"/>
+            </w:pPr>
+            <w:r/>
+            <w:r>
+              <w:rPr>
+                <w:rFonts w:ascii="Microsoft JhengHei" w:hAnsi="Microsoft JhengHei" w:eastAsia="Microsoft JhengHei"/>
+                <w:b w:val="0"/>
+                <w:color w:val="2B2118"/>
+                <w:sz w:val="20"/>
+              </w:rPr>
+              <w:t>場景設計與調優</w:t>
+            </w:r>
+          </w:p>
+        </w:tc>
+        <w:tc>
+          <w:tcPr>
+            <w:tcW w:type="dxa" w:w="4680"/>
+            <w:tcMar>
+              <w:top w:w="70" w:type="dxa"/>
+              <w:start w:w="90" w:type="dxa"/>
+              <w:bottom w:w="70" w:type="dxa"/>
+              <w:end w:w="90" w:type="dxa"/>
+            </w:tcMar>
+          </w:tcPr>
+          <w:p>
+            <w:pPr>
+              <w:keepLines/>
+              <w:spacing w:after="40" w:before="40"/>
+            </w:pPr>
+            <w:r/>
+            <w:r>
+              <w:rPr>
+                <w:rFonts w:ascii="Microsoft JhengHei" w:hAnsi="Microsoft JhengHei" w:eastAsia="Microsoft JhengHei"/>
+                <w:b w:val="0"/>
+                <w:color w:val="2B2118"/>
+                <w:sz w:val="20"/>
+              </w:rPr>
+              <w:t>休息日恢復、熱點錯峰、少步行、低預算、多日去重、五語言</w:t>
+            </w:r>
+          </w:p>
+        </w:tc>
+        <w:tc>
+          <w:tcPr>
+            <w:tcW w:type="dxa" w:w="2520"/>
+            <w:tcMar>
+              <w:top w:w="70" w:type="dxa"/>
+              <w:start w:w="90" w:type="dxa"/>
+              <w:bottom w:w="70" w:type="dxa"/>
+              <w:end w:w="90" w:type="dxa"/>
+            </w:tcMar>
+          </w:tcPr>
+          <w:p>
+            <w:pPr>
+              <w:keepLines/>
+              <w:spacing w:after="40" w:before="40"/>
+            </w:pPr>
+            <w:r/>
+            <w:r>
+              <w:rPr>
+                <w:rFonts w:ascii="Microsoft JhengHei" w:hAnsi="Microsoft JhengHei" w:eastAsia="Microsoft JhengHei"/>
+                <w:b w:val="0"/>
+                <w:color w:val="2B2118"/>
+                <w:sz w:val="20"/>
+              </w:rPr>
+              <w:t>開發過程證明第三章</w:t>
+            </w:r>
+          </w:p>
+        </w:tc>
+      </w:tr>
+      <w:tr>
+        <w:trPr>
+          <w:cantSplit/>
+        </w:trPr>
+        <w:tc>
+          <w:tcPr>
+            <w:tcW w:type="dxa" w:w="1944"/>
+            <w:tcMar>
+              <w:top w:w="70" w:type="dxa"/>
+              <w:start w:w="90" w:type="dxa"/>
+              <w:bottom w:w="70" w:type="dxa"/>
+              <w:end w:w="90" w:type="dxa"/>
+            </w:tcMar>
+          </w:tcPr>
+          <w:p>
+            <w:pPr>
+              <w:keepLines/>
+              <w:spacing w:after="40" w:before="40"/>
+            </w:pPr>
+            <w:r/>
+            <w:r>
+              <w:rPr>
+                <w:rFonts w:ascii="Microsoft JhengHei" w:hAnsi="Microsoft JhengHei" w:eastAsia="Microsoft JhengHei"/>
+                <w:b w:val="0"/>
+                <w:color w:val="2B2118"/>
+                <w:sz w:val="20"/>
+              </w:rPr>
+              <w:t>團隊與動機</w:t>
+            </w:r>
+          </w:p>
+        </w:tc>
+        <w:tc>
+          <w:tcPr>
+            <w:tcW w:type="dxa" w:w="4680"/>
+            <w:tcMar>
+              <w:top w:w="70" w:type="dxa"/>
+              <w:start w:w="90" w:type="dxa"/>
+              <w:bottom w:w="70" w:type="dxa"/>
+              <w:end w:w="90" w:type="dxa"/>
+            </w:tcMar>
+          </w:tcPr>
+          <w:p>
+            <w:pPr>
+              <w:keepLines/>
+              <w:spacing w:after="40" w:before="40"/>
+            </w:pPr>
+            <w:r/>
+            <w:r>
+              <w:rPr>
+                <w:rFonts w:ascii="Microsoft JhengHei" w:hAnsi="Microsoft JhengHei" w:eastAsia="Microsoft JhengHei"/>
+                <w:b w:val="0"/>
+                <w:color w:val="2B2118"/>
+                <w:sz w:val="20"/>
+              </w:rPr>
+              <w:t>施天益一人團隊；以 AI 改善澳門旅遊客流失衡</w:t>
+            </w:r>
+          </w:p>
+        </w:tc>
+        <w:tc>
+          <w:tcPr>
+            <w:tcW w:type="dxa" w:w="2520"/>
+            <w:tcMar>
+              <w:top w:w="70" w:type="dxa"/>
+              <w:start w:w="90" w:type="dxa"/>
+              <w:bottom w:w="70" w:type="dxa"/>
+              <w:end w:w="90" w:type="dxa"/>
+            </w:tcMar>
+          </w:tcPr>
+          <w:p>
+            <w:pPr>
+              <w:keepLines/>
+              <w:spacing w:after="40" w:before="40"/>
+            </w:pPr>
+            <w:r/>
+            <w:r>
+              <w:rPr>
+                <w:rFonts w:ascii="Microsoft JhengHei" w:hAnsi="Microsoft JhengHei" w:eastAsia="Microsoft JhengHei"/>
+                <w:b w:val="0"/>
+                <w:color w:val="2B2118"/>
+                <w:sz w:val="20"/>
+              </w:rPr>
+              <w:t>團隊介紹 PPT / ≤3 分鐘視頻</w:t>
             </w:r>
           </w:p>
         </w:tc>
